--- a/STARLAB_Unit_3/Student Handouts/Student_Handout_19_Research Journal Self-Assessment.docx
+++ b/STARLAB_Unit_3/Student Handouts/Student_Handout_19_Research Journal Self-Assessment.docx
@@ -4,17 +4,57 @@
   <w:body>
     <w:p>
       <w:pPr>
+        <w:pStyle w:val="STARLABKicker"/>
+      </w:pPr>
+      <w:r>
+        <w:rPr>
+          <w:rFonts w:ascii="Arial" w:hAnsi="Arial" w:eastAsia="Arial" w:cs="Arial"/>
+          <w:color w:val="E31B23"/>
+          <w:sz w:val="18"/>
+          <w:szCs w:val="18"/>
+          <w:b w:val="1"/>
+        </w:rPr>
+        <w:t>STARLAB</w:t>
+      </w:r>
+    </w:p>
+    <w:p>
+      <w:pPr>
+        <w:pStyle w:val="STARLABResourceTitle"/>
         <w:spacing w:after="20"/>
       </w:pPr>
       <w:r>
         <w:rPr>
-          <w:rFonts w:ascii="Arial" w:hAnsi="Arial"/>
-          <w:b/>
+          <w:rFonts w:ascii="Arial" w:hAnsi="Arial" w:eastAsia="Arial" w:cs="Arial"/>
           <w:color w:val="111111"/>
-          <w:sz w:val="34"/>
+          <w:sz w:val="38"/>
+          <w:szCs w:val="38"/>
+          <w:b w:val="1"/>
         </w:rPr>
-        <w:t>Student Handout 19: Research Journal Self-Assessment</w:t>
+        <w:t>Research Journal Self-Assessment</w:t>
       </w:r>
+    </w:p>
+    <w:p>
+      <w:pPr>
+        <w:pStyle w:val="STARLABResourceMeta"/>
+      </w:pPr>
+      <w:r>
+        <w:rPr>
+          <w:rFonts w:ascii="Arial" w:hAnsi="Arial" w:eastAsia="Arial" w:cs="Arial"/>
+          <w:color w:val="555555"/>
+          <w:sz w:val="17"/>
+          <w:szCs w:val="17"/>
+          <w:b w:val="1"/>
+        </w:rPr>
+        <w:t>Unit 3 | Student Handout 19 | Week 16 | Required</w:t>
+      </w:r>
+    </w:p>
+    <w:p>
+      <w:pPr>
+        <w:pStyle w:val="STARLABDivider"/>
+        <w:pBdr>
+          <w:bottom w:val="single" w:sz="12" w:space="1" w:color="E31B23"/>
+        </w:pBdr>
+      </w:pPr>
     </w:p>
     <w:p>
       <w:pPr>
@@ -22,9 +62,10 @@
       </w:pPr>
       <w:r>
         <w:rPr>
-          <w:rFonts w:ascii="Arial" w:hAnsi="Arial"/>
-          <w:color w:val="555555"/>
-          <w:sz w:val="20"/>
+          <w:rFonts w:ascii="Arial" w:hAnsi="Arial" w:eastAsia="Arial" w:cs="Arial"/>
+          <w:color w:val="111111"/>
+          <w:sz w:val="19"/>
+          <w:szCs w:val="19"/>
         </w:rPr>
         <w:t>STARLAB Unit 3 | Week 16</w:t>
       </w:r>
@@ -34,11 +75,25 @@
         <w:pStyle w:val="Heading2"/>
       </w:pPr>
       <w:r>
+        <w:rPr>
+          <w:rFonts w:ascii="Arial" w:hAnsi="Arial" w:eastAsia="Arial" w:cs="Arial"/>
+          <w:color w:val="111111"/>
+          <w:sz w:val="22"/>
+          <w:szCs w:val="22"/>
+          <w:b w:val="1"/>
+        </w:rPr>
         <w:t>Purpose</w:t>
       </w:r>
     </w:p>
     <w:p>
+      <w:pPr/>
       <w:r>
+        <w:rPr>
+          <w:rFonts w:ascii="Arial" w:hAnsi="Arial" w:eastAsia="Arial" w:cs="Arial"/>
+          <w:color w:val="111111"/>
+          <w:sz w:val="19"/>
+          <w:szCs w:val="19"/>
+        </w:rPr>
         <w:t>Your research journal is evidence of how your project developed. Use this self-assessment to identify strong documentation, repair truthful gaps, and prepare evidence for the Research Journal / Documentation grading category. This form supports teacher evaluation; it is not the grade by itself.</w:t>
       </w:r>
     </w:p>
@@ -47,65 +102,106 @@
         <w:pStyle w:val="Heading2"/>
       </w:pPr>
       <w:r>
+        <w:rPr>
+          <w:rFonts w:ascii="Arial" w:hAnsi="Arial" w:eastAsia="Arial" w:cs="Arial"/>
+          <w:color w:val="111111"/>
+          <w:sz w:val="22"/>
+          <w:szCs w:val="22"/>
+          <w:b w:val="1"/>
+        </w:rPr>
         <w:t>Student Information</w:t>
       </w:r>
     </w:p>
     <w:p>
+      <w:pPr>
+        <w:pStyle w:val="STARLABPrompt"/>
+      </w:pPr>
       <w:r>
         <w:rPr>
-          <w:rFonts w:ascii="Arial" w:hAnsi="Arial"/>
-          <w:b/>
+          <w:rFonts w:ascii="Arial" w:hAnsi="Arial" w:eastAsia="Arial" w:cs="Arial"/>
+          <w:b w:val="1"/>
+          <w:color w:val="111111"/>
+          <w:sz w:val="20"/>
+          <w:szCs w:val="20"/>
         </w:rPr>
         <w:t xml:space="preserve">Name: </w:t>
       </w:r>
       <w:r>
         <w:rPr>
-          <w:rFonts w:ascii="Arial" w:hAnsi="Arial"/>
+          <w:rFonts w:ascii="Arial" w:hAnsi="Arial" w:eastAsia="Arial" w:cs="Arial"/>
+          <w:color w:val="111111"/>
+          <w:sz w:val="20"/>
+          <w:szCs w:val="20"/>
+          <w:b w:val="1"/>
         </w:rPr>
         <w:t>____________________________________________________________</w:t>
       </w:r>
     </w:p>
     <w:p>
+      <w:pPr>
+        <w:pStyle w:val="STARLABPrompt"/>
+      </w:pPr>
       <w:r>
         <w:rPr>
-          <w:rFonts w:ascii="Arial" w:hAnsi="Arial"/>
-          <w:b/>
+          <w:rFonts w:ascii="Arial" w:hAnsi="Arial" w:eastAsia="Arial" w:cs="Arial"/>
+          <w:b w:val="1"/>
+          <w:color w:val="111111"/>
+          <w:sz w:val="20"/>
+          <w:szCs w:val="20"/>
         </w:rPr>
         <w:t xml:space="preserve">Project title: </w:t>
       </w:r>
       <w:r>
         <w:rPr>
-          <w:rFonts w:ascii="Arial" w:hAnsi="Arial"/>
+          <w:rFonts w:ascii="Arial" w:hAnsi="Arial" w:eastAsia="Arial" w:cs="Arial"/>
+          <w:color w:val="111111"/>
+          <w:sz w:val="20"/>
+          <w:szCs w:val="20"/>
+          <w:b w:val="1"/>
         </w:rPr>
         <w:t>____________________________________________________</w:t>
       </w:r>
     </w:p>
     <w:p>
+      <w:pPr/>
       <w:r>
         <w:rPr>
-          <w:rFonts w:ascii="Arial" w:hAnsi="Arial"/>
+          <w:rFonts w:ascii="Arial" w:hAnsi="Arial" w:eastAsia="Arial" w:cs="Arial"/>
           <w:b/>
+          <w:color w:val="111111"/>
+          <w:sz w:val="19"/>
+          <w:szCs w:val="19"/>
         </w:rPr>
         <w:t xml:space="preserve">Journal format: </w:t>
       </w:r>
       <w:r>
         <w:rPr>
-          <w:rFonts w:ascii="Arial" w:hAnsi="Arial"/>
+          <w:rFonts w:ascii="Arial" w:hAnsi="Arial" w:eastAsia="Arial" w:cs="Arial"/>
+          <w:color w:val="111111"/>
+          <w:sz w:val="19"/>
+          <w:szCs w:val="19"/>
         </w:rPr>
         <w:t>[ ] Paper notebook   [ ] Digital document   [ ] Folder/system   [ ] Other</w:t>
       </w:r>
     </w:p>
     <w:p>
+      <w:pPr/>
       <w:r>
         <w:rPr>
-          <w:rFonts w:ascii="Arial" w:hAnsi="Arial"/>
+          <w:rFonts w:ascii="Arial" w:hAnsi="Arial" w:eastAsia="Arial" w:cs="Arial"/>
           <w:b/>
+          <w:color w:val="111111"/>
+          <w:sz w:val="19"/>
+          <w:szCs w:val="19"/>
         </w:rPr>
         <w:t xml:space="preserve">Journal location or link: </w:t>
       </w:r>
       <w:r>
         <w:rPr>
-          <w:rFonts w:ascii="Arial" w:hAnsi="Arial"/>
+          <w:rFonts w:ascii="Arial" w:hAnsi="Arial" w:eastAsia="Arial" w:cs="Arial"/>
+          <w:color w:val="111111"/>
+          <w:sz w:val="19"/>
+          <w:szCs w:val="19"/>
         </w:rPr>
         <w:t>__________________________________________________________</w:t>
       </w:r>
@@ -115,20 +211,35 @@
         <w:pStyle w:val="Heading2"/>
       </w:pPr>
       <w:r>
+        <w:rPr>
+          <w:rFonts w:ascii="Arial" w:hAnsi="Arial" w:eastAsia="Arial" w:cs="Arial"/>
+          <w:color w:val="111111"/>
+          <w:sz w:val="22"/>
+          <w:szCs w:val="22"/>
+          <w:b w:val="1"/>
+        </w:rPr>
         <w:t>Rating Scale</w:t>
       </w:r>
     </w:p>
     <w:tbl>
       <w:tblPr>
         <w:tblStyle w:val="TableGrid"/>
-        <w:tblW w:type="dxa" w:w="9576"/>
+        <w:tblW w:type="dxa" w:w="9360"/>
         <w:tblLayout w:type="fixed"/>
         <w:tblLook w:firstColumn="1" w:firstRow="1" w:lastColumn="0" w:lastRow="0" w:noHBand="0" w:noVBand="1" w:val="04A0"/>
-        <w:tblInd w:w="100" w:type="dxa"/>
+        <w:tblInd w:w="120" w:type="dxa"/>
+        <w:tblBorders>
+          <w:top w:val="single" w:sz="6" w:space="0" w:color="D9D9D9"/>
+          <w:left w:val="single" w:sz="6" w:space="0" w:color="D9D9D9"/>
+          <w:bottom w:val="single" w:sz="6" w:space="0" w:color="D9D9D9"/>
+          <w:right w:val="single" w:sz="6" w:space="0" w:color="D9D9D9"/>
+          <w:insideH w:val="single" w:sz="6" w:space="0" w:color="D9D9D9"/>
+          <w:insideV w:val="single" w:sz="6" w:space="0" w:color="D9D9D9"/>
+        </w:tblBorders>
       </w:tblPr>
       <w:tblGrid>
-        <w:gridCol w:w="1152"/>
-        <w:gridCol w:w="8424"/>
+        <w:gridCol w:w="1126"/>
+        <w:gridCol w:w="8234"/>
       </w:tblGrid>
       <w:tr>
         <w:trPr>
@@ -137,27 +248,28 @@
         </w:trPr>
         <w:tc>
           <w:tcPr>
-            <w:tcW w:type="dxa" w:w="1152"/>
-            <w:shd w:fill="DCE6F1"/>
+            <w:tcW w:type="dxa" w:w="1126"/>
+            <w:shd w:fill="E31B23" w:val="clear"/>
             <w:vAlign w:val="center"/>
             <w:tcMar>
-              <w:top w:w="90" w:type="dxa"/>
-              <w:start w:w="100" w:type="dxa"/>
-              <w:bottom w:w="90" w:type="dxa"/>
-              <w:end w:w="100" w:type="dxa"/>
+              <w:top w:w="80" w:type="dxa"/>
+              <w:start w:w="120" w:type="dxa"/>
+              <w:bottom w:w="80" w:type="dxa"/>
+              <w:end w:w="120" w:type="dxa"/>
             </w:tcMar>
           </w:tcPr>
           <w:p>
             <w:pPr>
-              <w:spacing w:after="0"/>
+              <w:spacing w:after="40" w:before="0" w:line="240" w:lineRule="auto"/>
               <w:jc w:val="center"/>
             </w:pPr>
             <w:r>
               <w:rPr>
-                <w:rFonts w:ascii="Arial" w:hAnsi="Arial"/>
-                <w:b/>
-                <w:color w:val="111111"/>
-                <w:sz w:val="18"/>
+                <w:rFonts w:ascii="Arial" w:hAnsi="Arial" w:eastAsia="Arial" w:cs="Arial"/>
+                <w:b w:val="1"/>
+                <w:color w:val="FFFFFF"/>
+                <w:sz w:val="16"/>
+                <w:szCs w:val="16"/>
               </w:rPr>
               <w:t>Rating</w:t>
             </w:r>
@@ -165,27 +277,28 @@
         </w:tc>
         <w:tc>
           <w:tcPr>
-            <w:tcW w:type="dxa" w:w="8424"/>
-            <w:shd w:fill="DCE6F1"/>
+            <w:tcW w:type="dxa" w:w="8234"/>
+            <w:shd w:fill="E31B23" w:val="clear"/>
             <w:vAlign w:val="center"/>
             <w:tcMar>
-              <w:top w:w="90" w:type="dxa"/>
-              <w:start w:w="100" w:type="dxa"/>
-              <w:bottom w:w="90" w:type="dxa"/>
-              <w:end w:w="100" w:type="dxa"/>
+              <w:top w:w="80" w:type="dxa"/>
+              <w:start w:w="120" w:type="dxa"/>
+              <w:bottom w:w="80" w:type="dxa"/>
+              <w:end w:w="120" w:type="dxa"/>
             </w:tcMar>
           </w:tcPr>
           <w:p>
             <w:pPr>
-              <w:spacing w:after="0"/>
-              <w:jc w:val="left"/>
+              <w:spacing w:after="40" w:before="0" w:line="240" w:lineRule="auto"/>
+              <w:jc w:val="center"/>
             </w:pPr>
             <w:r>
               <w:rPr>
-                <w:rFonts w:ascii="Arial" w:hAnsi="Arial"/>
-                <w:b/>
-                <w:color w:val="111111"/>
-                <w:sz w:val="18"/>
+                <w:rFonts w:ascii="Arial" w:hAnsi="Arial" w:eastAsia="Arial" w:cs="Arial"/>
+                <w:b w:val="1"/>
+                <w:color w:val="FFFFFF"/>
+                <w:sz w:val="16"/>
+                <w:szCs w:val="16"/>
               </w:rPr>
               <w:t>Meaning</w:t>
             </w:r>
@@ -198,24 +311,27 @@
         </w:trPr>
         <w:tc>
           <w:tcPr>
-            <w:tcW w:type="dxa" w:w="1152"/>
+            <w:tcW w:type="dxa" w:w="1126"/>
             <w:vAlign w:val="center"/>
             <w:tcMar>
-              <w:top w:w="90" w:type="dxa"/>
-              <w:start w:w="100" w:type="dxa"/>
-              <w:bottom w:w="90" w:type="dxa"/>
-              <w:end w:w="100" w:type="dxa"/>
+              <w:top w:w="80" w:type="dxa"/>
+              <w:start w:w="120" w:type="dxa"/>
+              <w:bottom w:w="80" w:type="dxa"/>
+              <w:end w:w="120" w:type="dxa"/>
             </w:tcMar>
+            <w:shd w:fill="FFFFFF" w:val="clear"/>
           </w:tcPr>
           <w:p>
             <w:pPr>
-              <w:spacing w:after="0"/>
+              <w:spacing w:after="40" w:before="0" w:line="240" w:lineRule="auto"/>
               <w:jc w:val="left"/>
             </w:pPr>
             <w:r>
               <w:rPr>
-                <w:rFonts w:ascii="Arial" w:hAnsi="Arial"/>
+                <w:rFonts w:ascii="Arial" w:hAnsi="Arial" w:eastAsia="Arial" w:cs="Arial"/>
                 <w:sz w:val="18"/>
+                <w:color w:val="111111"/>
+                <w:szCs w:val="18"/>
               </w:rPr>
               <w:t>4</w:t>
             </w:r>
@@ -223,24 +339,27 @@
         </w:tc>
         <w:tc>
           <w:tcPr>
-            <w:tcW w:type="dxa" w:w="8424"/>
+            <w:tcW w:type="dxa" w:w="8234"/>
             <w:vAlign w:val="center"/>
             <w:tcMar>
-              <w:top w:w="90" w:type="dxa"/>
-              <w:start w:w="100" w:type="dxa"/>
-              <w:bottom w:w="90" w:type="dxa"/>
-              <w:end w:w="100" w:type="dxa"/>
+              <w:top w:w="80" w:type="dxa"/>
+              <w:start w:w="120" w:type="dxa"/>
+              <w:bottom w:w="80" w:type="dxa"/>
+              <w:end w:w="120" w:type="dxa"/>
             </w:tcMar>
+            <w:shd w:fill="FFFFFF" w:val="clear"/>
           </w:tcPr>
           <w:p>
             <w:pPr>
-              <w:spacing w:after="0"/>
+              <w:spacing w:after="40" w:before="0" w:line="240" w:lineRule="auto"/>
               <w:jc w:val="left"/>
             </w:pPr>
             <w:r>
               <w:rPr>
-                <w:rFonts w:ascii="Arial" w:hAnsi="Arial"/>
+                <w:rFonts w:ascii="Arial" w:hAnsi="Arial" w:eastAsia="Arial" w:cs="Arial"/>
                 <w:sz w:val="18"/>
+                <w:color w:val="111111"/>
+                <w:szCs w:val="18"/>
               </w:rPr>
               <w:t>Consistent and specific. Entries include clear evidence and can be located quickly.</w:t>
             </w:r>
@@ -253,24 +372,27 @@
         </w:trPr>
         <w:tc>
           <w:tcPr>
-            <w:tcW w:type="dxa" w:w="1152"/>
+            <w:tcW w:type="dxa" w:w="1126"/>
             <w:vAlign w:val="center"/>
             <w:tcMar>
-              <w:top w:w="90" w:type="dxa"/>
-              <w:start w:w="100" w:type="dxa"/>
-              <w:bottom w:w="90" w:type="dxa"/>
-              <w:end w:w="100" w:type="dxa"/>
+              <w:top w:w="80" w:type="dxa"/>
+              <w:start w:w="120" w:type="dxa"/>
+              <w:bottom w:w="80" w:type="dxa"/>
+              <w:end w:w="120" w:type="dxa"/>
             </w:tcMar>
+            <w:shd w:fill="F2F2F2" w:val="clear"/>
           </w:tcPr>
           <w:p>
             <w:pPr>
-              <w:spacing w:after="0"/>
+              <w:spacing w:after="40" w:before="0" w:line="240" w:lineRule="auto"/>
               <w:jc w:val="left"/>
             </w:pPr>
             <w:r>
               <w:rPr>
-                <w:rFonts w:ascii="Arial" w:hAnsi="Arial"/>
+                <w:rFonts w:ascii="Arial" w:hAnsi="Arial" w:eastAsia="Arial" w:cs="Arial"/>
                 <w:sz w:val="18"/>
+                <w:color w:val="111111"/>
+                <w:szCs w:val="18"/>
               </w:rPr>
               <w:t>3</w:t>
             </w:r>
@@ -278,24 +400,27 @@
         </w:tc>
         <w:tc>
           <w:tcPr>
-            <w:tcW w:type="dxa" w:w="8424"/>
+            <w:tcW w:type="dxa" w:w="8234"/>
             <w:vAlign w:val="center"/>
             <w:tcMar>
-              <w:top w:w="90" w:type="dxa"/>
-              <w:start w:w="100" w:type="dxa"/>
-              <w:bottom w:w="90" w:type="dxa"/>
-              <w:end w:w="100" w:type="dxa"/>
+              <w:top w:w="80" w:type="dxa"/>
+              <w:start w:w="120" w:type="dxa"/>
+              <w:bottom w:w="80" w:type="dxa"/>
+              <w:end w:w="120" w:type="dxa"/>
             </w:tcMar>
+            <w:shd w:fill="F2F2F2" w:val="clear"/>
           </w:tcPr>
           <w:p>
             <w:pPr>
-              <w:spacing w:after="0"/>
+              <w:spacing w:after="40" w:before="0" w:line="240" w:lineRule="auto"/>
               <w:jc w:val="left"/>
             </w:pPr>
             <w:r>
               <w:rPr>
-                <w:rFonts w:ascii="Arial" w:hAnsi="Arial"/>
+                <w:rFonts w:ascii="Arial" w:hAnsi="Arial" w:eastAsia="Arial" w:cs="Arial"/>
                 <w:sz w:val="18"/>
+                <w:color w:val="111111"/>
+                <w:szCs w:val="18"/>
               </w:rPr>
               <w:t>Mostly complete. A few entries or details need improvement, but the research story is understandable.</w:t>
             </w:r>
@@ -308,24 +433,27 @@
         </w:trPr>
         <w:tc>
           <w:tcPr>
-            <w:tcW w:type="dxa" w:w="1152"/>
+            <w:tcW w:type="dxa" w:w="1126"/>
             <w:vAlign w:val="center"/>
             <w:tcMar>
-              <w:top w:w="90" w:type="dxa"/>
-              <w:start w:w="100" w:type="dxa"/>
-              <w:bottom w:w="90" w:type="dxa"/>
-              <w:end w:w="100" w:type="dxa"/>
+              <w:top w:w="80" w:type="dxa"/>
+              <w:start w:w="120" w:type="dxa"/>
+              <w:bottom w:w="80" w:type="dxa"/>
+              <w:end w:w="120" w:type="dxa"/>
             </w:tcMar>
+            <w:shd w:fill="FFFFFF" w:val="clear"/>
           </w:tcPr>
           <w:p>
             <w:pPr>
-              <w:spacing w:after="0"/>
+              <w:spacing w:after="40" w:before="0" w:line="240" w:lineRule="auto"/>
               <w:jc w:val="left"/>
             </w:pPr>
             <w:r>
               <w:rPr>
-                <w:rFonts w:ascii="Arial" w:hAnsi="Arial"/>
+                <w:rFonts w:ascii="Arial" w:hAnsi="Arial" w:eastAsia="Arial" w:cs="Arial"/>
                 <w:sz w:val="18"/>
+                <w:color w:val="111111"/>
+                <w:szCs w:val="18"/>
               </w:rPr>
               <w:t>2</w:t>
             </w:r>
@@ -333,24 +461,27 @@
         </w:tc>
         <w:tc>
           <w:tcPr>
-            <w:tcW w:type="dxa" w:w="8424"/>
+            <w:tcW w:type="dxa" w:w="8234"/>
             <w:vAlign w:val="center"/>
             <w:tcMar>
-              <w:top w:w="90" w:type="dxa"/>
-              <w:start w:w="100" w:type="dxa"/>
-              <w:bottom w:w="90" w:type="dxa"/>
-              <w:end w:w="100" w:type="dxa"/>
+              <w:top w:w="80" w:type="dxa"/>
+              <w:start w:w="120" w:type="dxa"/>
+              <w:bottom w:w="80" w:type="dxa"/>
+              <w:end w:w="120" w:type="dxa"/>
             </w:tcMar>
+            <w:shd w:fill="FFFFFF" w:val="clear"/>
           </w:tcPr>
           <w:p>
             <w:pPr>
-              <w:spacing w:after="0"/>
+              <w:spacing w:after="40" w:before="0" w:line="240" w:lineRule="auto"/>
               <w:jc w:val="left"/>
             </w:pPr>
             <w:r>
               <w:rPr>
-                <w:rFonts w:ascii="Arial" w:hAnsi="Arial"/>
+                <w:rFonts w:ascii="Arial" w:hAnsi="Arial" w:eastAsia="Arial" w:cs="Arial"/>
                 <w:sz w:val="18"/>
+                <w:color w:val="111111"/>
+                <w:szCs w:val="18"/>
               </w:rPr>
               <w:t>Partial or uneven. Important work, decisions, or evidence are missing or difficult to trace.</w:t>
             </w:r>
@@ -363,24 +494,27 @@
         </w:trPr>
         <w:tc>
           <w:tcPr>
-            <w:tcW w:type="dxa" w:w="1152"/>
+            <w:tcW w:type="dxa" w:w="1126"/>
             <w:vAlign w:val="center"/>
             <w:tcMar>
-              <w:top w:w="90" w:type="dxa"/>
-              <w:start w:w="100" w:type="dxa"/>
-              <w:bottom w:w="90" w:type="dxa"/>
-              <w:end w:w="100" w:type="dxa"/>
+              <w:top w:w="80" w:type="dxa"/>
+              <w:start w:w="120" w:type="dxa"/>
+              <w:bottom w:w="80" w:type="dxa"/>
+              <w:end w:w="120" w:type="dxa"/>
             </w:tcMar>
+            <w:shd w:fill="F2F2F2" w:val="clear"/>
           </w:tcPr>
           <w:p>
             <w:pPr>
-              <w:spacing w:after="0"/>
+              <w:spacing w:after="40" w:before="0" w:line="240" w:lineRule="auto"/>
               <w:jc w:val="left"/>
             </w:pPr>
             <w:r>
               <w:rPr>
-                <w:rFonts w:ascii="Arial" w:hAnsi="Arial"/>
+                <w:rFonts w:ascii="Arial" w:hAnsi="Arial" w:eastAsia="Arial" w:cs="Arial"/>
                 <w:sz w:val="18"/>
+                <w:color w:val="111111"/>
+                <w:szCs w:val="18"/>
               </w:rPr>
               <w:t>1</w:t>
             </w:r>
@@ -388,24 +522,27 @@
         </w:tc>
         <w:tc>
           <w:tcPr>
-            <w:tcW w:type="dxa" w:w="8424"/>
+            <w:tcW w:type="dxa" w:w="8234"/>
             <w:vAlign w:val="center"/>
             <w:tcMar>
-              <w:top w:w="90" w:type="dxa"/>
-              <w:start w:w="100" w:type="dxa"/>
-              <w:bottom w:w="90" w:type="dxa"/>
-              <w:end w:w="100" w:type="dxa"/>
+              <w:top w:w="80" w:type="dxa"/>
+              <w:start w:w="120" w:type="dxa"/>
+              <w:bottom w:w="80" w:type="dxa"/>
+              <w:end w:w="120" w:type="dxa"/>
             </w:tcMar>
+            <w:shd w:fill="F2F2F2" w:val="clear"/>
           </w:tcPr>
           <w:p>
             <w:pPr>
-              <w:spacing w:after="0"/>
+              <w:spacing w:after="40" w:before="0" w:line="240" w:lineRule="auto"/>
               <w:jc w:val="left"/>
             </w:pPr>
             <w:r>
               <w:rPr>
-                <w:rFonts w:ascii="Arial" w:hAnsi="Arial"/>
+                <w:rFonts w:ascii="Arial" w:hAnsi="Arial" w:eastAsia="Arial" w:cs="Arial"/>
                 <w:sz w:val="18"/>
+                <w:color w:val="111111"/>
+                <w:szCs w:val="18"/>
               </w:rPr>
               <w:t>Minimal or not yet documented. Major repair or a teacher conference is needed.</w:t>
             </w:r>
@@ -415,7 +552,7 @@
     </w:tbl>
     <w:p>
       <w:pPr>
-        <w:spacing w:after="20"/>
+        <w:spacing w:after="40"/>
       </w:pPr>
     </w:p>
     <w:p>
@@ -423,26 +560,48 @@
         <w:pStyle w:val="Heading2"/>
       </w:pPr>
       <w:r>
+        <w:rPr>
+          <w:rFonts w:ascii="Arial" w:hAnsi="Arial" w:eastAsia="Arial" w:cs="Arial"/>
+          <w:color w:val="111111"/>
+          <w:sz w:val="22"/>
+          <w:szCs w:val="22"/>
+          <w:b w:val="1"/>
+        </w:rPr>
         <w:t>Part A: Documentation Self-Assessment</w:t>
       </w:r>
     </w:p>
     <w:p>
+      <w:pPr/>
       <w:r>
+        <w:rPr>
+          <w:rFonts w:ascii="Arial" w:hAnsi="Arial" w:eastAsia="Arial" w:cs="Arial"/>
+          <w:color w:val="111111"/>
+          <w:sz w:val="19"/>
+          <w:szCs w:val="19"/>
+        </w:rPr>
         <w:t>Give yourself a 1-4 rating. In the evidence column, cite a date, page, entry title, file, photo, or link that supports your rating.</w:t>
       </w:r>
     </w:p>
     <w:tbl>
       <w:tblPr>
         <w:tblStyle w:val="TableGrid"/>
-        <w:tblW w:type="dxa" w:w="9576"/>
+        <w:tblW w:type="dxa" w:w="9360"/>
         <w:tblLayout w:type="fixed"/>
         <w:tblLook w:firstColumn="1" w:firstRow="1" w:lastColumn="0" w:lastRow="0" w:noHBand="0" w:noVBand="1" w:val="04A0"/>
-        <w:tblInd w:w="100" w:type="dxa"/>
+        <w:tblInd w:w="120" w:type="dxa"/>
+        <w:tblBorders>
+          <w:top w:val="single" w:sz="6" w:space="0" w:color="D9D9D9"/>
+          <w:left w:val="single" w:sz="6" w:space="0" w:color="D9D9D9"/>
+          <w:bottom w:val="single" w:sz="6" w:space="0" w:color="D9D9D9"/>
+          <w:right w:val="single" w:sz="6" w:space="0" w:color="D9D9D9"/>
+          <w:insideH w:val="single" w:sz="6" w:space="0" w:color="D9D9D9"/>
+          <w:insideV w:val="single" w:sz="6" w:space="0" w:color="D9D9D9"/>
+        </w:tblBorders>
       </w:tblPr>
       <w:tblGrid>
-        <w:gridCol w:w="4680"/>
-        <w:gridCol w:w="1224"/>
-        <w:gridCol w:w="3672"/>
+        <w:gridCol w:w="4574"/>
+        <w:gridCol w:w="1196"/>
+        <w:gridCol w:w="3590"/>
       </w:tblGrid>
       <w:tr>
         <w:trPr>
@@ -451,27 +610,28 @@
         </w:trPr>
         <w:tc>
           <w:tcPr>
-            <w:tcW w:type="dxa" w:w="4680"/>
-            <w:shd w:fill="DCE6F1"/>
+            <w:tcW w:type="dxa" w:w="4574"/>
+            <w:shd w:fill="E31B23" w:val="clear"/>
             <w:vAlign w:val="center"/>
             <w:tcMar>
-              <w:top w:w="90" w:type="dxa"/>
-              <w:start w:w="100" w:type="dxa"/>
-              <w:bottom w:w="90" w:type="dxa"/>
-              <w:end w:w="100" w:type="dxa"/>
+              <w:top w:w="80" w:type="dxa"/>
+              <w:start w:w="120" w:type="dxa"/>
+              <w:bottom w:w="80" w:type="dxa"/>
+              <w:end w:w="120" w:type="dxa"/>
             </w:tcMar>
           </w:tcPr>
           <w:p>
             <w:pPr>
-              <w:spacing w:after="0"/>
+              <w:spacing w:after="40" w:before="0" w:line="240" w:lineRule="auto"/>
               <w:jc w:val="center"/>
             </w:pPr>
             <w:r>
               <w:rPr>
-                <w:rFonts w:ascii="Arial" w:hAnsi="Arial"/>
-                <w:b/>
-                <w:color w:val="111111"/>
-                <w:sz w:val="17"/>
+                <w:rFonts w:ascii="Arial" w:hAnsi="Arial" w:eastAsia="Arial" w:cs="Arial"/>
+                <w:b w:val="1"/>
+                <w:color w:val="FFFFFF"/>
+                <w:sz w:val="16"/>
+                <w:szCs w:val="16"/>
               </w:rPr>
               <w:t>Research Journal Standard</w:t>
             </w:r>
@@ -479,27 +639,28 @@
         </w:tc>
         <w:tc>
           <w:tcPr>
-            <w:tcW w:type="dxa" w:w="1224"/>
-            <w:shd w:fill="DCE6F1"/>
+            <w:tcW w:type="dxa" w:w="1196"/>
+            <w:shd w:fill="E31B23" w:val="clear"/>
             <w:vAlign w:val="center"/>
             <w:tcMar>
-              <w:top w:w="90" w:type="dxa"/>
-              <w:start w:w="100" w:type="dxa"/>
-              <w:bottom w:w="90" w:type="dxa"/>
-              <w:end w:w="100" w:type="dxa"/>
+              <w:top w:w="80" w:type="dxa"/>
+              <w:start w:w="120" w:type="dxa"/>
+              <w:bottom w:w="80" w:type="dxa"/>
+              <w:end w:w="120" w:type="dxa"/>
             </w:tcMar>
           </w:tcPr>
           <w:p>
             <w:pPr>
-              <w:spacing w:after="0"/>
-              <w:jc w:val="left"/>
+              <w:spacing w:after="40" w:before="0" w:line="240" w:lineRule="auto"/>
+              <w:jc w:val="center"/>
             </w:pPr>
             <w:r>
               <w:rPr>
-                <w:rFonts w:ascii="Arial" w:hAnsi="Arial"/>
-                <w:b/>
-                <w:color w:val="111111"/>
-                <w:sz w:val="17"/>
+                <w:rFonts w:ascii="Arial" w:hAnsi="Arial" w:eastAsia="Arial" w:cs="Arial"/>
+                <w:b w:val="1"/>
+                <w:color w:val="FFFFFF"/>
+                <w:sz w:val="16"/>
+                <w:szCs w:val="16"/>
               </w:rPr>
               <w:t>Rating 1-4</w:t>
             </w:r>
@@ -507,27 +668,28 @@
         </w:tc>
         <w:tc>
           <w:tcPr>
-            <w:tcW w:type="dxa" w:w="3672"/>
-            <w:shd w:fill="DCE6F1"/>
+            <w:tcW w:type="dxa" w:w="3590"/>
+            <w:shd w:fill="E31B23" w:val="clear"/>
             <w:vAlign w:val="center"/>
             <w:tcMar>
-              <w:top w:w="90" w:type="dxa"/>
-              <w:start w:w="100" w:type="dxa"/>
-              <w:bottom w:w="90" w:type="dxa"/>
-              <w:end w:w="100" w:type="dxa"/>
+              <w:top w:w="80" w:type="dxa"/>
+              <w:start w:w="120" w:type="dxa"/>
+              <w:bottom w:w="80" w:type="dxa"/>
+              <w:end w:w="120" w:type="dxa"/>
             </w:tcMar>
           </w:tcPr>
           <w:p>
             <w:pPr>
-              <w:spacing w:after="0"/>
-              <w:jc w:val="left"/>
+              <w:spacing w:after="40" w:before="0" w:line="240" w:lineRule="auto"/>
+              <w:jc w:val="center"/>
             </w:pPr>
             <w:r>
               <w:rPr>
-                <w:rFonts w:ascii="Arial" w:hAnsi="Arial"/>
-                <w:b/>
-                <w:color w:val="111111"/>
-                <w:sz w:val="17"/>
+                <w:rFonts w:ascii="Arial" w:hAnsi="Arial" w:eastAsia="Arial" w:cs="Arial"/>
+                <w:b w:val="1"/>
+                <w:color w:val="FFFFFF"/>
+                <w:sz w:val="16"/>
+                <w:szCs w:val="16"/>
               </w:rPr>
               <w:t>Evidence: Date / Page / Entry / Link</w:t>
             </w:r>
@@ -540,24 +702,27 @@
         </w:trPr>
         <w:tc>
           <w:tcPr>
-            <w:tcW w:type="dxa" w:w="4680"/>
+            <w:tcW w:type="dxa" w:w="4574"/>
             <w:vAlign w:val="center"/>
             <w:tcMar>
-              <w:top w:w="90" w:type="dxa"/>
-              <w:start w:w="100" w:type="dxa"/>
-              <w:bottom w:w="90" w:type="dxa"/>
-              <w:end w:w="100" w:type="dxa"/>
+              <w:top w:w="80" w:type="dxa"/>
+              <w:start w:w="120" w:type="dxa"/>
+              <w:bottom w:w="80" w:type="dxa"/>
+              <w:end w:w="120" w:type="dxa"/>
             </w:tcMar>
+            <w:shd w:fill="FFFFFF" w:val="clear"/>
           </w:tcPr>
           <w:p>
             <w:pPr>
-              <w:spacing w:after="0"/>
-              <w:jc w:val="center"/>
+              <w:spacing w:after="40" w:before="0" w:line="240" w:lineRule="auto"/>
+              <w:jc w:val="left"/>
             </w:pPr>
             <w:r>
               <w:rPr>
-                <w:rFonts w:ascii="Arial" w:hAnsi="Arial"/>
-                <w:sz w:val="17"/>
+                <w:rFonts w:ascii="Arial" w:hAnsi="Arial" w:eastAsia="Arial" w:cs="Arial"/>
+                <w:sz w:val="18"/>
+                <w:color w:val="111111"/>
+                <w:szCs w:val="18"/>
               </w:rPr>
               <w:t>Entries are dated and frequent enough to show the project over time.</w:t>
             </w:r>
@@ -565,48 +730,54 @@
         </w:tc>
         <w:tc>
           <w:tcPr>
-            <w:tcW w:type="dxa" w:w="1224"/>
+            <w:tcW w:type="dxa" w:w="1196"/>
             <w:vAlign w:val="center"/>
             <w:tcMar>
-              <w:top w:w="90" w:type="dxa"/>
-              <w:start w:w="100" w:type="dxa"/>
-              <w:bottom w:w="90" w:type="dxa"/>
-              <w:end w:w="100" w:type="dxa"/>
+              <w:top w:w="80" w:type="dxa"/>
+              <w:start w:w="120" w:type="dxa"/>
+              <w:bottom w:w="80" w:type="dxa"/>
+              <w:end w:w="120" w:type="dxa"/>
             </w:tcMar>
+            <w:shd w:fill="FFFFFF" w:val="clear"/>
           </w:tcPr>
           <w:p>
             <w:pPr>
-              <w:spacing w:after="0"/>
+              <w:spacing w:after="40" w:before="0" w:line="240" w:lineRule="auto"/>
               <w:jc w:val="left"/>
             </w:pPr>
             <w:r>
               <w:rPr>
-                <w:rFonts w:ascii="Arial" w:hAnsi="Arial"/>
-                <w:sz w:val="17"/>
+                <w:rFonts w:ascii="Arial" w:hAnsi="Arial" w:eastAsia="Arial" w:cs="Arial"/>
+                <w:sz w:val="18"/>
+                <w:color w:val="111111"/>
+                <w:szCs w:val="18"/>
               </w:rPr>
             </w:r>
           </w:p>
         </w:tc>
         <w:tc>
           <w:tcPr>
-            <w:tcW w:type="dxa" w:w="3672"/>
+            <w:tcW w:type="dxa" w:w="3590"/>
             <w:vAlign w:val="center"/>
             <w:tcMar>
-              <w:top w:w="90" w:type="dxa"/>
-              <w:start w:w="100" w:type="dxa"/>
-              <w:bottom w:w="90" w:type="dxa"/>
-              <w:end w:w="100" w:type="dxa"/>
+              <w:top w:w="80" w:type="dxa"/>
+              <w:start w:w="120" w:type="dxa"/>
+              <w:bottom w:w="80" w:type="dxa"/>
+              <w:end w:w="120" w:type="dxa"/>
             </w:tcMar>
+            <w:shd w:fill="FFFFFF" w:val="clear"/>
           </w:tcPr>
           <w:p>
             <w:pPr>
-              <w:spacing w:after="0"/>
+              <w:spacing w:after="40" w:before="0" w:line="240" w:lineRule="auto"/>
               <w:jc w:val="left"/>
             </w:pPr>
             <w:r>
               <w:rPr>
-                <w:rFonts w:ascii="Arial" w:hAnsi="Arial"/>
-                <w:sz w:val="17"/>
+                <w:rFonts w:ascii="Arial" w:hAnsi="Arial" w:eastAsia="Arial" w:cs="Arial"/>
+                <w:sz w:val="18"/>
+                <w:color w:val="111111"/>
+                <w:szCs w:val="18"/>
               </w:rPr>
             </w:r>
           </w:p>
@@ -618,24 +789,27 @@
         </w:trPr>
         <w:tc>
           <w:tcPr>
-            <w:tcW w:type="dxa" w:w="4680"/>
+            <w:tcW w:type="dxa" w:w="4574"/>
             <w:vAlign w:val="center"/>
             <w:tcMar>
-              <w:top w:w="90" w:type="dxa"/>
-              <w:start w:w="100" w:type="dxa"/>
-              <w:bottom w:w="90" w:type="dxa"/>
-              <w:end w:w="100" w:type="dxa"/>
+              <w:top w:w="80" w:type="dxa"/>
+              <w:start w:w="120" w:type="dxa"/>
+              <w:bottom w:w="80" w:type="dxa"/>
+              <w:end w:w="120" w:type="dxa"/>
             </w:tcMar>
+            <w:shd w:fill="F2F2F2" w:val="clear"/>
           </w:tcPr>
           <w:p>
             <w:pPr>
-              <w:spacing w:after="0"/>
-              <w:jc w:val="center"/>
+              <w:spacing w:after="40" w:before="0" w:line="240" w:lineRule="auto"/>
+              <w:jc w:val="left"/>
             </w:pPr>
             <w:r>
               <w:rPr>
-                <w:rFonts w:ascii="Arial" w:hAnsi="Arial"/>
-                <w:sz w:val="17"/>
+                <w:rFonts w:ascii="Arial" w:hAnsi="Arial" w:eastAsia="Arial" w:cs="Arial"/>
+                <w:sz w:val="18"/>
+                <w:color w:val="111111"/>
+                <w:szCs w:val="18"/>
               </w:rPr>
               <w:t>Work-session goals, plans, and next steps are recorded.</w:t>
             </w:r>
@@ -643,48 +817,54 @@
         </w:tc>
         <w:tc>
           <w:tcPr>
-            <w:tcW w:type="dxa" w:w="1224"/>
+            <w:tcW w:type="dxa" w:w="1196"/>
             <w:vAlign w:val="center"/>
             <w:tcMar>
-              <w:top w:w="90" w:type="dxa"/>
-              <w:start w:w="100" w:type="dxa"/>
-              <w:bottom w:w="90" w:type="dxa"/>
-              <w:end w:w="100" w:type="dxa"/>
+              <w:top w:w="80" w:type="dxa"/>
+              <w:start w:w="120" w:type="dxa"/>
+              <w:bottom w:w="80" w:type="dxa"/>
+              <w:end w:w="120" w:type="dxa"/>
             </w:tcMar>
+            <w:shd w:fill="F2F2F2" w:val="clear"/>
           </w:tcPr>
           <w:p>
             <w:pPr>
-              <w:spacing w:after="0"/>
+              <w:spacing w:after="40" w:before="0" w:line="240" w:lineRule="auto"/>
               <w:jc w:val="left"/>
             </w:pPr>
             <w:r>
               <w:rPr>
-                <w:rFonts w:ascii="Arial" w:hAnsi="Arial"/>
-                <w:sz w:val="17"/>
+                <w:rFonts w:ascii="Arial" w:hAnsi="Arial" w:eastAsia="Arial" w:cs="Arial"/>
+                <w:sz w:val="18"/>
+                <w:color w:val="111111"/>
+                <w:szCs w:val="18"/>
               </w:rPr>
             </w:r>
           </w:p>
         </w:tc>
         <w:tc>
           <w:tcPr>
-            <w:tcW w:type="dxa" w:w="3672"/>
+            <w:tcW w:type="dxa" w:w="3590"/>
             <w:vAlign w:val="center"/>
             <w:tcMar>
-              <w:top w:w="90" w:type="dxa"/>
-              <w:start w:w="100" w:type="dxa"/>
-              <w:bottom w:w="90" w:type="dxa"/>
-              <w:end w:w="100" w:type="dxa"/>
+              <w:top w:w="80" w:type="dxa"/>
+              <w:start w:w="120" w:type="dxa"/>
+              <w:bottom w:w="80" w:type="dxa"/>
+              <w:end w:w="120" w:type="dxa"/>
             </w:tcMar>
+            <w:shd w:fill="F2F2F2" w:val="clear"/>
           </w:tcPr>
           <w:p>
             <w:pPr>
-              <w:spacing w:after="0"/>
+              <w:spacing w:after="40" w:before="0" w:line="240" w:lineRule="auto"/>
               <w:jc w:val="left"/>
             </w:pPr>
             <w:r>
               <w:rPr>
-                <w:rFonts w:ascii="Arial" w:hAnsi="Arial"/>
-                <w:sz w:val="17"/>
+                <w:rFonts w:ascii="Arial" w:hAnsi="Arial" w:eastAsia="Arial" w:cs="Arial"/>
+                <w:sz w:val="18"/>
+                <w:color w:val="111111"/>
+                <w:szCs w:val="18"/>
               </w:rPr>
             </w:r>
           </w:p>
@@ -696,24 +876,27 @@
         </w:trPr>
         <w:tc>
           <w:tcPr>
-            <w:tcW w:type="dxa" w:w="4680"/>
+            <w:tcW w:type="dxa" w:w="4574"/>
             <w:vAlign w:val="center"/>
             <w:tcMar>
-              <w:top w:w="90" w:type="dxa"/>
-              <w:start w:w="100" w:type="dxa"/>
-              <w:bottom w:w="90" w:type="dxa"/>
-              <w:end w:w="100" w:type="dxa"/>
+              <w:top w:w="80" w:type="dxa"/>
+              <w:start w:w="120" w:type="dxa"/>
+              <w:bottom w:w="80" w:type="dxa"/>
+              <w:end w:w="120" w:type="dxa"/>
             </w:tcMar>
+            <w:shd w:fill="FFFFFF" w:val="clear"/>
           </w:tcPr>
           <w:p>
             <w:pPr>
-              <w:spacing w:after="0"/>
-              <w:jc w:val="center"/>
+              <w:spacing w:after="40" w:before="0" w:line="240" w:lineRule="auto"/>
+              <w:jc w:val="left"/>
             </w:pPr>
             <w:r>
               <w:rPr>
-                <w:rFonts w:ascii="Arial" w:hAnsi="Arial"/>
-                <w:sz w:val="17"/>
+                <w:rFonts w:ascii="Arial" w:hAnsi="Arial" w:eastAsia="Arial" w:cs="Arial"/>
+                <w:sz w:val="18"/>
+                <w:color w:val="111111"/>
+                <w:szCs w:val="18"/>
               </w:rPr>
               <w:t>Procedures, setup details, code versions, or prototype changes are documented.</w:t>
             </w:r>
@@ -721,48 +904,54 @@
         </w:tc>
         <w:tc>
           <w:tcPr>
-            <w:tcW w:type="dxa" w:w="1224"/>
+            <w:tcW w:type="dxa" w:w="1196"/>
             <w:vAlign w:val="center"/>
             <w:tcMar>
-              <w:top w:w="90" w:type="dxa"/>
-              <w:start w:w="100" w:type="dxa"/>
-              <w:bottom w:w="90" w:type="dxa"/>
-              <w:end w:w="100" w:type="dxa"/>
+              <w:top w:w="80" w:type="dxa"/>
+              <w:start w:w="120" w:type="dxa"/>
+              <w:bottom w:w="80" w:type="dxa"/>
+              <w:end w:w="120" w:type="dxa"/>
             </w:tcMar>
+            <w:shd w:fill="FFFFFF" w:val="clear"/>
           </w:tcPr>
           <w:p>
             <w:pPr>
-              <w:spacing w:after="0"/>
+              <w:spacing w:after="40" w:before="0" w:line="240" w:lineRule="auto"/>
               <w:jc w:val="left"/>
             </w:pPr>
             <w:r>
               <w:rPr>
-                <w:rFonts w:ascii="Arial" w:hAnsi="Arial"/>
-                <w:sz w:val="17"/>
+                <w:rFonts w:ascii="Arial" w:hAnsi="Arial" w:eastAsia="Arial" w:cs="Arial"/>
+                <w:sz w:val="18"/>
+                <w:color w:val="111111"/>
+                <w:szCs w:val="18"/>
               </w:rPr>
             </w:r>
           </w:p>
         </w:tc>
         <w:tc>
           <w:tcPr>
-            <w:tcW w:type="dxa" w:w="3672"/>
+            <w:tcW w:type="dxa" w:w="3590"/>
             <w:vAlign w:val="center"/>
             <w:tcMar>
-              <w:top w:w="90" w:type="dxa"/>
-              <w:start w:w="100" w:type="dxa"/>
-              <w:bottom w:w="90" w:type="dxa"/>
-              <w:end w:w="100" w:type="dxa"/>
+              <w:top w:w="80" w:type="dxa"/>
+              <w:start w:w="120" w:type="dxa"/>
+              <w:bottom w:w="80" w:type="dxa"/>
+              <w:end w:w="120" w:type="dxa"/>
             </w:tcMar>
+            <w:shd w:fill="FFFFFF" w:val="clear"/>
           </w:tcPr>
           <w:p>
             <w:pPr>
-              <w:spacing w:after="0"/>
+              <w:spacing w:after="40" w:before="0" w:line="240" w:lineRule="auto"/>
               <w:jc w:val="left"/>
             </w:pPr>
             <w:r>
               <w:rPr>
-                <w:rFonts w:ascii="Arial" w:hAnsi="Arial"/>
-                <w:sz w:val="17"/>
+                <w:rFonts w:ascii="Arial" w:hAnsi="Arial" w:eastAsia="Arial" w:cs="Arial"/>
+                <w:sz w:val="18"/>
+                <w:color w:val="111111"/>
+                <w:szCs w:val="18"/>
               </w:rPr>
             </w:r>
           </w:p>
@@ -774,24 +963,27 @@
         </w:trPr>
         <w:tc>
           <w:tcPr>
-            <w:tcW w:type="dxa" w:w="4680"/>
+            <w:tcW w:type="dxa" w:w="4574"/>
             <w:vAlign w:val="center"/>
             <w:tcMar>
-              <w:top w:w="90" w:type="dxa"/>
-              <w:start w:w="100" w:type="dxa"/>
-              <w:bottom w:w="90" w:type="dxa"/>
-              <w:end w:w="100" w:type="dxa"/>
+              <w:top w:w="80" w:type="dxa"/>
+              <w:start w:w="120" w:type="dxa"/>
+              <w:bottom w:w="80" w:type="dxa"/>
+              <w:end w:w="120" w:type="dxa"/>
             </w:tcMar>
+            <w:shd w:fill="F2F2F2" w:val="clear"/>
           </w:tcPr>
           <w:p>
             <w:pPr>
-              <w:spacing w:after="0"/>
-              <w:jc w:val="center"/>
+              <w:spacing w:after="40" w:before="0" w:line="240" w:lineRule="auto"/>
+              <w:jc w:val="left"/>
             </w:pPr>
             <w:r>
               <w:rPr>
-                <w:rFonts w:ascii="Arial" w:hAnsi="Arial"/>
-                <w:sz w:val="17"/>
+                <w:rFonts w:ascii="Arial" w:hAnsi="Arial" w:eastAsia="Arial" w:cs="Arial"/>
+                <w:sz w:val="18"/>
+                <w:color w:val="111111"/>
+                <w:szCs w:val="18"/>
               </w:rPr>
               <w:t>Raw observations, measurements, images, outputs, or data-file references are preserved.</w:t>
             </w:r>
@@ -799,48 +991,54 @@
         </w:tc>
         <w:tc>
           <w:tcPr>
-            <w:tcW w:type="dxa" w:w="1224"/>
+            <w:tcW w:type="dxa" w:w="1196"/>
             <w:vAlign w:val="center"/>
             <w:tcMar>
-              <w:top w:w="90" w:type="dxa"/>
-              <w:start w:w="100" w:type="dxa"/>
-              <w:bottom w:w="90" w:type="dxa"/>
-              <w:end w:w="100" w:type="dxa"/>
+              <w:top w:w="80" w:type="dxa"/>
+              <w:start w:w="120" w:type="dxa"/>
+              <w:bottom w:w="80" w:type="dxa"/>
+              <w:end w:w="120" w:type="dxa"/>
             </w:tcMar>
+            <w:shd w:fill="F2F2F2" w:val="clear"/>
           </w:tcPr>
           <w:p>
             <w:pPr>
-              <w:spacing w:after="0"/>
+              <w:spacing w:after="40" w:before="0" w:line="240" w:lineRule="auto"/>
               <w:jc w:val="left"/>
             </w:pPr>
             <w:r>
               <w:rPr>
-                <w:rFonts w:ascii="Arial" w:hAnsi="Arial"/>
-                <w:sz w:val="17"/>
+                <w:rFonts w:ascii="Arial" w:hAnsi="Arial" w:eastAsia="Arial" w:cs="Arial"/>
+                <w:sz w:val="18"/>
+                <w:color w:val="111111"/>
+                <w:szCs w:val="18"/>
               </w:rPr>
             </w:r>
           </w:p>
         </w:tc>
         <w:tc>
           <w:tcPr>
-            <w:tcW w:type="dxa" w:w="3672"/>
+            <w:tcW w:type="dxa" w:w="3590"/>
             <w:vAlign w:val="center"/>
             <w:tcMar>
-              <w:top w:w="90" w:type="dxa"/>
-              <w:start w:w="100" w:type="dxa"/>
-              <w:bottom w:w="90" w:type="dxa"/>
-              <w:end w:w="100" w:type="dxa"/>
+              <w:top w:w="80" w:type="dxa"/>
+              <w:start w:w="120" w:type="dxa"/>
+              <w:bottom w:w="80" w:type="dxa"/>
+              <w:end w:w="120" w:type="dxa"/>
             </w:tcMar>
+            <w:shd w:fill="F2F2F2" w:val="clear"/>
           </w:tcPr>
           <w:p>
             <w:pPr>
-              <w:spacing w:after="0"/>
+              <w:spacing w:after="40" w:before="0" w:line="240" w:lineRule="auto"/>
               <w:jc w:val="left"/>
             </w:pPr>
             <w:r>
               <w:rPr>
-                <w:rFonts w:ascii="Arial" w:hAnsi="Arial"/>
-                <w:sz w:val="17"/>
+                <w:rFonts w:ascii="Arial" w:hAnsi="Arial" w:eastAsia="Arial" w:cs="Arial"/>
+                <w:sz w:val="18"/>
+                <w:color w:val="111111"/>
+                <w:szCs w:val="18"/>
               </w:rPr>
             </w:r>
           </w:p>
@@ -852,24 +1050,27 @@
         </w:trPr>
         <w:tc>
           <w:tcPr>
-            <w:tcW w:type="dxa" w:w="4680"/>
+            <w:tcW w:type="dxa" w:w="4574"/>
             <w:vAlign w:val="center"/>
             <w:tcMar>
-              <w:top w:w="90" w:type="dxa"/>
-              <w:start w:w="100" w:type="dxa"/>
-              <w:bottom w:w="90" w:type="dxa"/>
-              <w:end w:w="100" w:type="dxa"/>
+              <w:top w:w="80" w:type="dxa"/>
+              <w:start w:w="120" w:type="dxa"/>
+              <w:bottom w:w="80" w:type="dxa"/>
+              <w:end w:w="120" w:type="dxa"/>
             </w:tcMar>
+            <w:shd w:fill="FFFFFF" w:val="clear"/>
           </w:tcPr>
           <w:p>
             <w:pPr>
-              <w:spacing w:after="0"/>
-              <w:jc w:val="center"/>
+              <w:spacing w:after="40" w:before="0" w:line="240" w:lineRule="auto"/>
+              <w:jc w:val="left"/>
             </w:pPr>
             <w:r>
               <w:rPr>
-                <w:rFonts w:ascii="Arial" w:hAnsi="Arial"/>
-                <w:sz w:val="17"/>
+                <w:rFonts w:ascii="Arial" w:hAnsi="Arial" w:eastAsia="Arial" w:cs="Arial"/>
+                <w:sz w:val="18"/>
+                <w:color w:val="111111"/>
+                <w:szCs w:val="18"/>
               </w:rPr>
               <w:t>Unexpected events, failed trials, errors, and troubleshooting are described honestly.</w:t>
             </w:r>
@@ -877,48 +1078,54 @@
         </w:tc>
         <w:tc>
           <w:tcPr>
-            <w:tcW w:type="dxa" w:w="1224"/>
+            <w:tcW w:type="dxa" w:w="1196"/>
             <w:vAlign w:val="center"/>
             <w:tcMar>
-              <w:top w:w="90" w:type="dxa"/>
-              <w:start w:w="100" w:type="dxa"/>
-              <w:bottom w:w="90" w:type="dxa"/>
-              <w:end w:w="100" w:type="dxa"/>
+              <w:top w:w="80" w:type="dxa"/>
+              <w:start w:w="120" w:type="dxa"/>
+              <w:bottom w:w="80" w:type="dxa"/>
+              <w:end w:w="120" w:type="dxa"/>
             </w:tcMar>
+            <w:shd w:fill="FFFFFF" w:val="clear"/>
           </w:tcPr>
           <w:p>
             <w:pPr>
-              <w:spacing w:after="0"/>
+              <w:spacing w:after="40" w:before="0" w:line="240" w:lineRule="auto"/>
               <w:jc w:val="left"/>
             </w:pPr>
             <w:r>
               <w:rPr>
-                <w:rFonts w:ascii="Arial" w:hAnsi="Arial"/>
-                <w:sz w:val="17"/>
+                <w:rFonts w:ascii="Arial" w:hAnsi="Arial" w:eastAsia="Arial" w:cs="Arial"/>
+                <w:sz w:val="18"/>
+                <w:color w:val="111111"/>
+                <w:szCs w:val="18"/>
               </w:rPr>
             </w:r>
           </w:p>
         </w:tc>
         <w:tc>
           <w:tcPr>
-            <w:tcW w:type="dxa" w:w="3672"/>
+            <w:tcW w:type="dxa" w:w="3590"/>
             <w:vAlign w:val="center"/>
             <w:tcMar>
-              <w:top w:w="90" w:type="dxa"/>
-              <w:start w:w="100" w:type="dxa"/>
-              <w:bottom w:w="90" w:type="dxa"/>
-              <w:end w:w="100" w:type="dxa"/>
+              <w:top w:w="80" w:type="dxa"/>
+              <w:start w:w="120" w:type="dxa"/>
+              <w:bottom w:w="80" w:type="dxa"/>
+              <w:end w:w="120" w:type="dxa"/>
             </w:tcMar>
+            <w:shd w:fill="FFFFFF" w:val="clear"/>
           </w:tcPr>
           <w:p>
             <w:pPr>
-              <w:spacing w:after="0"/>
+              <w:spacing w:after="40" w:before="0" w:line="240" w:lineRule="auto"/>
               <w:jc w:val="left"/>
             </w:pPr>
             <w:r>
               <w:rPr>
-                <w:rFonts w:ascii="Arial" w:hAnsi="Arial"/>
-                <w:sz w:val="17"/>
+                <w:rFonts w:ascii="Arial" w:hAnsi="Arial" w:eastAsia="Arial" w:cs="Arial"/>
+                <w:sz w:val="18"/>
+                <w:color w:val="111111"/>
+                <w:szCs w:val="18"/>
               </w:rPr>
             </w:r>
           </w:p>
@@ -930,24 +1137,27 @@
         </w:trPr>
         <w:tc>
           <w:tcPr>
-            <w:tcW w:type="dxa" w:w="4680"/>
+            <w:tcW w:type="dxa" w:w="4574"/>
             <w:vAlign w:val="center"/>
             <w:tcMar>
-              <w:top w:w="90" w:type="dxa"/>
-              <w:start w:w="100" w:type="dxa"/>
-              <w:bottom w:w="90" w:type="dxa"/>
-              <w:end w:w="100" w:type="dxa"/>
+              <w:top w:w="80" w:type="dxa"/>
+              <w:start w:w="120" w:type="dxa"/>
+              <w:bottom w:w="80" w:type="dxa"/>
+              <w:end w:w="120" w:type="dxa"/>
             </w:tcMar>
+            <w:shd w:fill="F2F2F2" w:val="clear"/>
           </w:tcPr>
           <w:p>
             <w:pPr>
-              <w:spacing w:after="0"/>
-              <w:jc w:val="center"/>
+              <w:spacing w:after="40" w:before="0" w:line="240" w:lineRule="auto"/>
+              <w:jc w:val="left"/>
             </w:pPr>
             <w:r>
               <w:rPr>
-                <w:rFonts w:ascii="Arial" w:hAnsi="Arial"/>
-                <w:sz w:val="17"/>
+                <w:rFonts w:ascii="Arial" w:hAnsi="Arial" w:eastAsia="Arial" w:cs="Arial"/>
+                <w:sz w:val="18"/>
+                <w:color w:val="111111"/>
+                <w:szCs w:val="18"/>
               </w:rPr>
               <w:t>Revisions and pivots include the reason for the change and any needed teacher approval.</w:t>
             </w:r>
@@ -955,48 +1165,54 @@
         </w:tc>
         <w:tc>
           <w:tcPr>
-            <w:tcW w:type="dxa" w:w="1224"/>
+            <w:tcW w:type="dxa" w:w="1196"/>
             <w:vAlign w:val="center"/>
             <w:tcMar>
-              <w:top w:w="90" w:type="dxa"/>
-              <w:start w:w="100" w:type="dxa"/>
-              <w:bottom w:w="90" w:type="dxa"/>
-              <w:end w:w="100" w:type="dxa"/>
+              <w:top w:w="80" w:type="dxa"/>
+              <w:start w:w="120" w:type="dxa"/>
+              <w:bottom w:w="80" w:type="dxa"/>
+              <w:end w:w="120" w:type="dxa"/>
             </w:tcMar>
+            <w:shd w:fill="F2F2F2" w:val="clear"/>
           </w:tcPr>
           <w:p>
             <w:pPr>
-              <w:spacing w:after="0"/>
+              <w:spacing w:after="40" w:before="0" w:line="240" w:lineRule="auto"/>
               <w:jc w:val="left"/>
             </w:pPr>
             <w:r>
               <w:rPr>
-                <w:rFonts w:ascii="Arial" w:hAnsi="Arial"/>
-                <w:sz w:val="17"/>
+                <w:rFonts w:ascii="Arial" w:hAnsi="Arial" w:eastAsia="Arial" w:cs="Arial"/>
+                <w:sz w:val="18"/>
+                <w:color w:val="111111"/>
+                <w:szCs w:val="18"/>
               </w:rPr>
             </w:r>
           </w:p>
         </w:tc>
         <w:tc>
           <w:tcPr>
-            <w:tcW w:type="dxa" w:w="3672"/>
+            <w:tcW w:type="dxa" w:w="3590"/>
             <w:vAlign w:val="center"/>
             <w:tcMar>
-              <w:top w:w="90" w:type="dxa"/>
-              <w:start w:w="100" w:type="dxa"/>
-              <w:bottom w:w="90" w:type="dxa"/>
-              <w:end w:w="100" w:type="dxa"/>
+              <w:top w:w="80" w:type="dxa"/>
+              <w:start w:w="120" w:type="dxa"/>
+              <w:bottom w:w="80" w:type="dxa"/>
+              <w:end w:w="120" w:type="dxa"/>
             </w:tcMar>
+            <w:shd w:fill="F2F2F2" w:val="clear"/>
           </w:tcPr>
           <w:p>
             <w:pPr>
-              <w:spacing w:after="0"/>
+              <w:spacing w:after="40" w:before="0" w:line="240" w:lineRule="auto"/>
               <w:jc w:val="left"/>
             </w:pPr>
             <w:r>
               <w:rPr>
-                <w:rFonts w:ascii="Arial" w:hAnsi="Arial"/>
-                <w:sz w:val="17"/>
+                <w:rFonts w:ascii="Arial" w:hAnsi="Arial" w:eastAsia="Arial" w:cs="Arial"/>
+                <w:sz w:val="18"/>
+                <w:color w:val="111111"/>
+                <w:szCs w:val="18"/>
               </w:rPr>
             </w:r>
           </w:p>
@@ -1008,24 +1224,27 @@
         </w:trPr>
         <w:tc>
           <w:tcPr>
-            <w:tcW w:type="dxa" w:w="4680"/>
+            <w:tcW w:type="dxa" w:w="4574"/>
             <w:vAlign w:val="center"/>
             <w:tcMar>
-              <w:top w:w="90" w:type="dxa"/>
-              <w:start w:w="100" w:type="dxa"/>
-              <w:bottom w:w="90" w:type="dxa"/>
-              <w:end w:w="100" w:type="dxa"/>
+              <w:top w:w="80" w:type="dxa"/>
+              <w:start w:w="120" w:type="dxa"/>
+              <w:bottom w:w="80" w:type="dxa"/>
+              <w:end w:w="120" w:type="dxa"/>
             </w:tcMar>
+            <w:shd w:fill="FFFFFF" w:val="clear"/>
           </w:tcPr>
           <w:p>
             <w:pPr>
-              <w:spacing w:after="0"/>
-              <w:jc w:val="center"/>
+              <w:spacing w:after="40" w:before="0" w:line="240" w:lineRule="auto"/>
+              <w:jc w:val="left"/>
             </w:pPr>
             <w:r>
               <w:rPr>
-                <w:rFonts w:ascii="Arial" w:hAnsi="Arial"/>
-                <w:sz w:val="17"/>
+                <w:rFonts w:ascii="Arial" w:hAnsi="Arial" w:eastAsia="Arial" w:cs="Arial"/>
+                <w:sz w:val="18"/>
+                <w:color w:val="111111"/>
+                <w:szCs w:val="18"/>
               </w:rPr>
               <w:t>Teacher, peer, mentor, or expert feedback is recorded with the student's response or decision.</w:t>
             </w:r>
@@ -1033,48 +1252,54 @@
         </w:tc>
         <w:tc>
           <w:tcPr>
-            <w:tcW w:type="dxa" w:w="1224"/>
+            <w:tcW w:type="dxa" w:w="1196"/>
             <w:vAlign w:val="center"/>
             <w:tcMar>
-              <w:top w:w="90" w:type="dxa"/>
-              <w:start w:w="100" w:type="dxa"/>
-              <w:bottom w:w="90" w:type="dxa"/>
-              <w:end w:w="100" w:type="dxa"/>
+              <w:top w:w="80" w:type="dxa"/>
+              <w:start w:w="120" w:type="dxa"/>
+              <w:bottom w:w="80" w:type="dxa"/>
+              <w:end w:w="120" w:type="dxa"/>
             </w:tcMar>
+            <w:shd w:fill="FFFFFF" w:val="clear"/>
           </w:tcPr>
           <w:p>
             <w:pPr>
-              <w:spacing w:after="0"/>
+              <w:spacing w:after="40" w:before="0" w:line="240" w:lineRule="auto"/>
               <w:jc w:val="left"/>
             </w:pPr>
             <w:r>
               <w:rPr>
-                <w:rFonts w:ascii="Arial" w:hAnsi="Arial"/>
-                <w:sz w:val="17"/>
+                <w:rFonts w:ascii="Arial" w:hAnsi="Arial" w:eastAsia="Arial" w:cs="Arial"/>
+                <w:sz w:val="18"/>
+                <w:color w:val="111111"/>
+                <w:szCs w:val="18"/>
               </w:rPr>
             </w:r>
           </w:p>
         </w:tc>
         <w:tc>
           <w:tcPr>
-            <w:tcW w:type="dxa" w:w="3672"/>
+            <w:tcW w:type="dxa" w:w="3590"/>
             <w:vAlign w:val="center"/>
             <w:tcMar>
-              <w:top w:w="90" w:type="dxa"/>
-              <w:start w:w="100" w:type="dxa"/>
-              <w:bottom w:w="90" w:type="dxa"/>
-              <w:end w:w="100" w:type="dxa"/>
+              <w:top w:w="80" w:type="dxa"/>
+              <w:start w:w="120" w:type="dxa"/>
+              <w:bottom w:w="80" w:type="dxa"/>
+              <w:end w:w="120" w:type="dxa"/>
             </w:tcMar>
+            <w:shd w:fill="FFFFFF" w:val="clear"/>
           </w:tcPr>
           <w:p>
             <w:pPr>
-              <w:spacing w:after="0"/>
+              <w:spacing w:after="40" w:before="0" w:line="240" w:lineRule="auto"/>
               <w:jc w:val="left"/>
             </w:pPr>
             <w:r>
               <w:rPr>
-                <w:rFonts w:ascii="Arial" w:hAnsi="Arial"/>
-                <w:sz w:val="17"/>
+                <w:rFonts w:ascii="Arial" w:hAnsi="Arial" w:eastAsia="Arial" w:cs="Arial"/>
+                <w:sz w:val="18"/>
+                <w:color w:val="111111"/>
+                <w:szCs w:val="18"/>
               </w:rPr>
             </w:r>
           </w:p>
@@ -1086,24 +1311,27 @@
         </w:trPr>
         <w:tc>
           <w:tcPr>
-            <w:tcW w:type="dxa" w:w="4680"/>
+            <w:tcW w:type="dxa" w:w="4574"/>
             <w:vAlign w:val="center"/>
             <w:tcMar>
-              <w:top w:w="90" w:type="dxa"/>
-              <w:start w:w="100" w:type="dxa"/>
-              <w:bottom w:w="90" w:type="dxa"/>
-              <w:end w:w="100" w:type="dxa"/>
+              <w:top w:w="80" w:type="dxa"/>
+              <w:start w:w="120" w:type="dxa"/>
+              <w:bottom w:w="80" w:type="dxa"/>
+              <w:end w:w="120" w:type="dxa"/>
             </w:tcMar>
+            <w:shd w:fill="F2F2F2" w:val="clear"/>
           </w:tcPr>
           <w:p>
             <w:pPr>
-              <w:spacing w:after="0"/>
-              <w:jc w:val="center"/>
+              <w:spacing w:after="40" w:before="0" w:line="240" w:lineRule="auto"/>
+              <w:jc w:val="left"/>
             </w:pPr>
             <w:r>
               <w:rPr>
-                <w:rFonts w:ascii="Arial" w:hAnsi="Arial"/>
-                <w:sz w:val="17"/>
+                <w:rFonts w:ascii="Arial" w:hAnsi="Arial" w:eastAsia="Arial" w:cs="Arial"/>
+                <w:sz w:val="18"/>
+                <w:color w:val="111111"/>
+                <w:szCs w:val="18"/>
               </w:rPr>
               <w:t>Major decisions explain what evidence or reasoning supported them.</w:t>
             </w:r>
@@ -1111,48 +1339,54 @@
         </w:tc>
         <w:tc>
           <w:tcPr>
-            <w:tcW w:type="dxa" w:w="1224"/>
+            <w:tcW w:type="dxa" w:w="1196"/>
             <w:vAlign w:val="center"/>
             <w:tcMar>
-              <w:top w:w="90" w:type="dxa"/>
-              <w:start w:w="100" w:type="dxa"/>
-              <w:bottom w:w="90" w:type="dxa"/>
-              <w:end w:w="100" w:type="dxa"/>
+              <w:top w:w="80" w:type="dxa"/>
+              <w:start w:w="120" w:type="dxa"/>
+              <w:bottom w:w="80" w:type="dxa"/>
+              <w:end w:w="120" w:type="dxa"/>
             </w:tcMar>
+            <w:shd w:fill="F2F2F2" w:val="clear"/>
           </w:tcPr>
           <w:p>
             <w:pPr>
-              <w:spacing w:after="0"/>
+              <w:spacing w:after="40" w:before="0" w:line="240" w:lineRule="auto"/>
               <w:jc w:val="left"/>
             </w:pPr>
             <w:r>
               <w:rPr>
-                <w:rFonts w:ascii="Arial" w:hAnsi="Arial"/>
-                <w:sz w:val="17"/>
+                <w:rFonts w:ascii="Arial" w:hAnsi="Arial" w:eastAsia="Arial" w:cs="Arial"/>
+                <w:sz w:val="18"/>
+                <w:color w:val="111111"/>
+                <w:szCs w:val="18"/>
               </w:rPr>
             </w:r>
           </w:p>
         </w:tc>
         <w:tc>
           <w:tcPr>
-            <w:tcW w:type="dxa" w:w="3672"/>
+            <w:tcW w:type="dxa" w:w="3590"/>
             <w:vAlign w:val="center"/>
             <w:tcMar>
-              <w:top w:w="90" w:type="dxa"/>
-              <w:start w:w="100" w:type="dxa"/>
-              <w:bottom w:w="90" w:type="dxa"/>
-              <w:end w:w="100" w:type="dxa"/>
+              <w:top w:w="80" w:type="dxa"/>
+              <w:start w:w="120" w:type="dxa"/>
+              <w:bottom w:w="80" w:type="dxa"/>
+              <w:end w:w="120" w:type="dxa"/>
             </w:tcMar>
+            <w:shd w:fill="F2F2F2" w:val="clear"/>
           </w:tcPr>
           <w:p>
             <w:pPr>
-              <w:spacing w:after="0"/>
+              <w:spacing w:after="40" w:before="0" w:line="240" w:lineRule="auto"/>
               <w:jc w:val="left"/>
             </w:pPr>
             <w:r>
               <w:rPr>
-                <w:rFonts w:ascii="Arial" w:hAnsi="Arial"/>
-                <w:sz w:val="17"/>
+                <w:rFonts w:ascii="Arial" w:hAnsi="Arial" w:eastAsia="Arial" w:cs="Arial"/>
+                <w:sz w:val="18"/>
+                <w:color w:val="111111"/>
+                <w:szCs w:val="18"/>
               </w:rPr>
             </w:r>
           </w:p>
@@ -1164,24 +1398,27 @@
         </w:trPr>
         <w:tc>
           <w:tcPr>
-            <w:tcW w:type="dxa" w:w="4680"/>
+            <w:tcW w:type="dxa" w:w="4574"/>
             <w:vAlign w:val="center"/>
             <w:tcMar>
-              <w:top w:w="90" w:type="dxa"/>
-              <w:start w:w="100" w:type="dxa"/>
-              <w:bottom w:w="90" w:type="dxa"/>
-              <w:end w:w="100" w:type="dxa"/>
+              <w:top w:w="80" w:type="dxa"/>
+              <w:start w:w="120" w:type="dxa"/>
+              <w:bottom w:w="80" w:type="dxa"/>
+              <w:end w:w="120" w:type="dxa"/>
             </w:tcMar>
+            <w:shd w:fill="FFFFFF" w:val="clear"/>
           </w:tcPr>
           <w:p>
             <w:pPr>
-              <w:spacing w:after="0"/>
-              <w:jc w:val="center"/>
+              <w:spacing w:after="40" w:before="0" w:line="240" w:lineRule="auto"/>
+              <w:jc w:val="left"/>
             </w:pPr>
             <w:r>
               <w:rPr>
-                <w:rFonts w:ascii="Arial" w:hAnsi="Arial"/>
-                <w:sz w:val="17"/>
+                <w:rFonts w:ascii="Arial" w:hAnsi="Arial" w:eastAsia="Arial" w:cs="Arial"/>
+                <w:sz w:val="18"/>
+                <w:color w:val="111111"/>
+                <w:szCs w:val="18"/>
               </w:rPr>
               <w:t>Safety, ethics, privacy, supervision, or approval notes are included when relevant.</w:t>
             </w:r>
@@ -1189,48 +1426,54 @@
         </w:tc>
         <w:tc>
           <w:tcPr>
-            <w:tcW w:type="dxa" w:w="1224"/>
+            <w:tcW w:type="dxa" w:w="1196"/>
             <w:vAlign w:val="center"/>
             <w:tcMar>
-              <w:top w:w="90" w:type="dxa"/>
-              <w:start w:w="100" w:type="dxa"/>
-              <w:bottom w:w="90" w:type="dxa"/>
-              <w:end w:w="100" w:type="dxa"/>
+              <w:top w:w="80" w:type="dxa"/>
+              <w:start w:w="120" w:type="dxa"/>
+              <w:bottom w:w="80" w:type="dxa"/>
+              <w:end w:w="120" w:type="dxa"/>
             </w:tcMar>
+            <w:shd w:fill="FFFFFF" w:val="clear"/>
           </w:tcPr>
           <w:p>
             <w:pPr>
-              <w:spacing w:after="0"/>
+              <w:spacing w:after="40" w:before="0" w:line="240" w:lineRule="auto"/>
               <w:jc w:val="left"/>
             </w:pPr>
             <w:r>
               <w:rPr>
-                <w:rFonts w:ascii="Arial" w:hAnsi="Arial"/>
-                <w:sz w:val="17"/>
+                <w:rFonts w:ascii="Arial" w:hAnsi="Arial" w:eastAsia="Arial" w:cs="Arial"/>
+                <w:sz w:val="18"/>
+                <w:color w:val="111111"/>
+                <w:szCs w:val="18"/>
               </w:rPr>
             </w:r>
           </w:p>
         </w:tc>
         <w:tc>
           <w:tcPr>
-            <w:tcW w:type="dxa" w:w="3672"/>
+            <w:tcW w:type="dxa" w:w="3590"/>
             <w:vAlign w:val="center"/>
             <w:tcMar>
-              <w:top w:w="90" w:type="dxa"/>
-              <w:start w:w="100" w:type="dxa"/>
-              <w:bottom w:w="90" w:type="dxa"/>
-              <w:end w:w="100" w:type="dxa"/>
+              <w:top w:w="80" w:type="dxa"/>
+              <w:start w:w="120" w:type="dxa"/>
+              <w:bottom w:w="80" w:type="dxa"/>
+              <w:end w:w="120" w:type="dxa"/>
             </w:tcMar>
+            <w:shd w:fill="FFFFFF" w:val="clear"/>
           </w:tcPr>
           <w:p>
             <w:pPr>
-              <w:spacing w:after="0"/>
+              <w:spacing w:after="40" w:before="0" w:line="240" w:lineRule="auto"/>
               <w:jc w:val="left"/>
             </w:pPr>
             <w:r>
               <w:rPr>
-                <w:rFonts w:ascii="Arial" w:hAnsi="Arial"/>
-                <w:sz w:val="17"/>
+                <w:rFonts w:ascii="Arial" w:hAnsi="Arial" w:eastAsia="Arial" w:cs="Arial"/>
+                <w:sz w:val="18"/>
+                <w:color w:val="111111"/>
+                <w:szCs w:val="18"/>
               </w:rPr>
             </w:r>
           </w:p>
@@ -1242,24 +1485,27 @@
         </w:trPr>
         <w:tc>
           <w:tcPr>
-            <w:tcW w:type="dxa" w:w="4680"/>
+            <w:tcW w:type="dxa" w:w="4574"/>
             <w:vAlign w:val="center"/>
             <w:tcMar>
-              <w:top w:w="90" w:type="dxa"/>
-              <w:start w:w="100" w:type="dxa"/>
-              <w:bottom w:w="90" w:type="dxa"/>
-              <w:end w:w="100" w:type="dxa"/>
+              <w:top w:w="80" w:type="dxa"/>
+              <w:start w:w="120" w:type="dxa"/>
+              <w:bottom w:w="80" w:type="dxa"/>
+              <w:end w:w="120" w:type="dxa"/>
             </w:tcMar>
+            <w:shd w:fill="F2F2F2" w:val="clear"/>
           </w:tcPr>
           <w:p>
             <w:pPr>
-              <w:spacing w:after="0"/>
-              <w:jc w:val="center"/>
+              <w:spacing w:after="40" w:before="0" w:line="240" w:lineRule="auto"/>
+              <w:jc w:val="left"/>
             </w:pPr>
             <w:r>
               <w:rPr>
-                <w:rFonts w:ascii="Arial" w:hAnsi="Arial"/>
-                <w:sz w:val="17"/>
+                <w:rFonts w:ascii="Arial" w:hAnsi="Arial" w:eastAsia="Arial" w:cs="Arial"/>
+                <w:sz w:val="18"/>
+                <w:color w:val="111111"/>
+                <w:szCs w:val="18"/>
               </w:rPr>
               <w:t>Limitations, unanswered questions, and realistic next steps are visible.</w:t>
             </w:r>
@@ -1267,48 +1513,54 @@
         </w:tc>
         <w:tc>
           <w:tcPr>
-            <w:tcW w:type="dxa" w:w="1224"/>
+            <w:tcW w:type="dxa" w:w="1196"/>
             <w:vAlign w:val="center"/>
             <w:tcMar>
-              <w:top w:w="90" w:type="dxa"/>
-              <w:start w:w="100" w:type="dxa"/>
-              <w:bottom w:w="90" w:type="dxa"/>
-              <w:end w:w="100" w:type="dxa"/>
+              <w:top w:w="80" w:type="dxa"/>
+              <w:start w:w="120" w:type="dxa"/>
+              <w:bottom w:w="80" w:type="dxa"/>
+              <w:end w:w="120" w:type="dxa"/>
             </w:tcMar>
+            <w:shd w:fill="F2F2F2" w:val="clear"/>
           </w:tcPr>
           <w:p>
             <w:pPr>
-              <w:spacing w:after="0"/>
+              <w:spacing w:after="40" w:before="0" w:line="240" w:lineRule="auto"/>
               <w:jc w:val="left"/>
             </w:pPr>
             <w:r>
               <w:rPr>
-                <w:rFonts w:ascii="Arial" w:hAnsi="Arial"/>
-                <w:sz w:val="17"/>
+                <w:rFonts w:ascii="Arial" w:hAnsi="Arial" w:eastAsia="Arial" w:cs="Arial"/>
+                <w:sz w:val="18"/>
+                <w:color w:val="111111"/>
+                <w:szCs w:val="18"/>
               </w:rPr>
             </w:r>
           </w:p>
         </w:tc>
         <w:tc>
           <w:tcPr>
-            <w:tcW w:type="dxa" w:w="3672"/>
+            <w:tcW w:type="dxa" w:w="3590"/>
             <w:vAlign w:val="center"/>
             <w:tcMar>
-              <w:top w:w="90" w:type="dxa"/>
-              <w:start w:w="100" w:type="dxa"/>
-              <w:bottom w:w="90" w:type="dxa"/>
-              <w:end w:w="100" w:type="dxa"/>
+              <w:top w:w="80" w:type="dxa"/>
+              <w:start w:w="120" w:type="dxa"/>
+              <w:bottom w:w="80" w:type="dxa"/>
+              <w:end w:w="120" w:type="dxa"/>
             </w:tcMar>
+            <w:shd w:fill="F2F2F2" w:val="clear"/>
           </w:tcPr>
           <w:p>
             <w:pPr>
-              <w:spacing w:after="0"/>
+              <w:spacing w:after="40" w:before="0" w:line="240" w:lineRule="auto"/>
               <w:jc w:val="left"/>
             </w:pPr>
             <w:r>
               <w:rPr>
-                <w:rFonts w:ascii="Arial" w:hAnsi="Arial"/>
-                <w:sz w:val="17"/>
+                <w:rFonts w:ascii="Arial" w:hAnsi="Arial" w:eastAsia="Arial" w:cs="Arial"/>
+                <w:sz w:val="18"/>
+                <w:color w:val="111111"/>
+                <w:szCs w:val="18"/>
               </w:rPr>
             </w:r>
           </w:p>
@@ -1320,24 +1572,27 @@
         </w:trPr>
         <w:tc>
           <w:tcPr>
-            <w:tcW w:type="dxa" w:w="4680"/>
+            <w:tcW w:type="dxa" w:w="4574"/>
             <w:vAlign w:val="center"/>
             <w:tcMar>
-              <w:top w:w="90" w:type="dxa"/>
-              <w:start w:w="100" w:type="dxa"/>
-              <w:bottom w:w="90" w:type="dxa"/>
-              <w:end w:w="100" w:type="dxa"/>
+              <w:top w:w="80" w:type="dxa"/>
+              <w:start w:w="120" w:type="dxa"/>
+              <w:bottom w:w="80" w:type="dxa"/>
+              <w:end w:w="120" w:type="dxa"/>
             </w:tcMar>
+            <w:shd w:fill="FFFFFF" w:val="clear"/>
           </w:tcPr>
           <w:p>
             <w:pPr>
-              <w:spacing w:after="0"/>
-              <w:jc w:val="center"/>
+              <w:spacing w:after="40" w:before="0" w:line="240" w:lineRule="auto"/>
+              <w:jc w:val="left"/>
             </w:pPr>
             <w:r>
               <w:rPr>
-                <w:rFonts w:ascii="Arial" w:hAnsi="Arial"/>
-                <w:sz w:val="17"/>
+                <w:rFonts w:ascii="Arial" w:hAnsi="Arial" w:eastAsia="Arial" w:cs="Arial"/>
+                <w:sz w:val="18"/>
+                <w:color w:val="111111"/>
+                <w:szCs w:val="18"/>
               </w:rPr>
               <w:t>Files, photos, tables, and other evidence can be traced from the journal to their storage location.</w:t>
             </w:r>
@@ -1345,48 +1600,54 @@
         </w:tc>
         <w:tc>
           <w:tcPr>
-            <w:tcW w:type="dxa" w:w="1224"/>
+            <w:tcW w:type="dxa" w:w="1196"/>
             <w:vAlign w:val="center"/>
             <w:tcMar>
-              <w:top w:w="90" w:type="dxa"/>
-              <w:start w:w="100" w:type="dxa"/>
-              <w:bottom w:w="90" w:type="dxa"/>
-              <w:end w:w="100" w:type="dxa"/>
+              <w:top w:w="80" w:type="dxa"/>
+              <w:start w:w="120" w:type="dxa"/>
+              <w:bottom w:w="80" w:type="dxa"/>
+              <w:end w:w="120" w:type="dxa"/>
             </w:tcMar>
+            <w:shd w:fill="FFFFFF" w:val="clear"/>
           </w:tcPr>
           <w:p>
             <w:pPr>
-              <w:spacing w:after="0"/>
+              <w:spacing w:after="40" w:before="0" w:line="240" w:lineRule="auto"/>
               <w:jc w:val="left"/>
             </w:pPr>
             <w:r>
               <w:rPr>
-                <w:rFonts w:ascii="Arial" w:hAnsi="Arial"/>
-                <w:sz w:val="17"/>
+                <w:rFonts w:ascii="Arial" w:hAnsi="Arial" w:eastAsia="Arial" w:cs="Arial"/>
+                <w:sz w:val="18"/>
+                <w:color w:val="111111"/>
+                <w:szCs w:val="18"/>
               </w:rPr>
             </w:r>
           </w:p>
         </w:tc>
         <w:tc>
           <w:tcPr>
-            <w:tcW w:type="dxa" w:w="3672"/>
+            <w:tcW w:type="dxa" w:w="3590"/>
             <w:vAlign w:val="center"/>
             <w:tcMar>
-              <w:top w:w="90" w:type="dxa"/>
-              <w:start w:w="100" w:type="dxa"/>
-              <w:bottom w:w="90" w:type="dxa"/>
-              <w:end w:w="100" w:type="dxa"/>
+              <w:top w:w="80" w:type="dxa"/>
+              <w:start w:w="120" w:type="dxa"/>
+              <w:bottom w:w="80" w:type="dxa"/>
+              <w:end w:w="120" w:type="dxa"/>
             </w:tcMar>
+            <w:shd w:fill="FFFFFF" w:val="clear"/>
           </w:tcPr>
           <w:p>
             <w:pPr>
-              <w:spacing w:after="0"/>
+              <w:spacing w:after="40" w:before="0" w:line="240" w:lineRule="auto"/>
               <w:jc w:val="left"/>
             </w:pPr>
             <w:r>
               <w:rPr>
-                <w:rFonts w:ascii="Arial" w:hAnsi="Arial"/>
-                <w:sz w:val="17"/>
+                <w:rFonts w:ascii="Arial" w:hAnsi="Arial" w:eastAsia="Arial" w:cs="Arial"/>
+                <w:sz w:val="18"/>
+                <w:color w:val="111111"/>
+                <w:szCs w:val="18"/>
               </w:rPr>
             </w:r>
           </w:p>
@@ -1395,7 +1656,7 @@
     </w:tbl>
     <w:p>
       <w:pPr>
-        <w:spacing w:after="20"/>
+        <w:spacing w:after="40"/>
       </w:pPr>
     </w:p>
     <w:p>
@@ -1403,26 +1664,48 @@
         <w:pStyle w:val="Heading2"/>
       </w:pPr>
       <w:r>
+        <w:rPr>
+          <w:rFonts w:ascii="Arial" w:hAnsi="Arial" w:eastAsia="Arial" w:cs="Arial"/>
+          <w:color w:val="111111"/>
+          <w:sz w:val="22"/>
+          <w:szCs w:val="22"/>
+          <w:b w:val="1"/>
+        </w:rPr>
         <w:t>Part B: Evidence Spotlights</w:t>
       </w:r>
     </w:p>
     <w:p>
+      <w:pPr/>
       <w:r>
+        <w:rPr>
+          <w:rFonts w:ascii="Arial" w:hAnsi="Arial" w:eastAsia="Arial" w:cs="Arial"/>
+          <w:color w:val="111111"/>
+          <w:sz w:val="19"/>
+          <w:szCs w:val="19"/>
+        </w:rPr>
         <w:t>Choose three entries or artifacts that best show your research process. Include at least one challenge, revision, or unexpected result.</w:t>
       </w:r>
     </w:p>
     <w:tbl>
       <w:tblPr>
         <w:tblStyle w:val="TableGrid"/>
-        <w:tblW w:type="dxa" w:w="9576"/>
+        <w:tblW w:type="dxa" w:w="9360"/>
         <w:tblLayout w:type="fixed"/>
         <w:tblLook w:firstColumn="1" w:firstRow="1" w:lastColumn="0" w:lastRow="0" w:noHBand="0" w:noVBand="1" w:val="04A0"/>
-        <w:tblInd w:w="100" w:type="dxa"/>
+        <w:tblInd w:w="120" w:type="dxa"/>
+        <w:tblBorders>
+          <w:top w:val="single" w:sz="6" w:space="0" w:color="D9D9D9"/>
+          <w:left w:val="single" w:sz="6" w:space="0" w:color="D9D9D9"/>
+          <w:bottom w:val="single" w:sz="6" w:space="0" w:color="D9D9D9"/>
+          <w:right w:val="single" w:sz="6" w:space="0" w:color="D9D9D9"/>
+          <w:insideH w:val="single" w:sz="6" w:space="0" w:color="D9D9D9"/>
+          <w:insideV w:val="single" w:sz="6" w:space="0" w:color="D9D9D9"/>
+        </w:tblBorders>
       </w:tblPr>
       <w:tblGrid>
-        <w:gridCol w:w="1944"/>
-        <w:gridCol w:w="3816"/>
-        <w:gridCol w:w="3816"/>
+        <w:gridCol w:w="1900"/>
+        <w:gridCol w:w="3730"/>
+        <w:gridCol w:w="3730"/>
       </w:tblGrid>
       <w:tr>
         <w:trPr>
@@ -1431,27 +1714,28 @@
         </w:trPr>
         <w:tc>
           <w:tcPr>
-            <w:tcW w:type="dxa" w:w="1944"/>
-            <w:shd w:fill="DCE6F1"/>
+            <w:tcW w:type="dxa" w:w="1900"/>
+            <w:shd w:fill="E31B23" w:val="clear"/>
             <w:vAlign w:val="center"/>
             <w:tcMar>
-              <w:top w:w="90" w:type="dxa"/>
-              <w:start w:w="100" w:type="dxa"/>
-              <w:bottom w:w="90" w:type="dxa"/>
-              <w:end w:w="100" w:type="dxa"/>
+              <w:top w:w="80" w:type="dxa"/>
+              <w:start w:w="120" w:type="dxa"/>
+              <w:bottom w:w="80" w:type="dxa"/>
+              <w:end w:w="120" w:type="dxa"/>
             </w:tcMar>
           </w:tcPr>
           <w:p>
             <w:pPr>
-              <w:spacing w:after="0"/>
+              <w:spacing w:after="40" w:before="0" w:line="240" w:lineRule="auto"/>
               <w:jc w:val="center"/>
             </w:pPr>
             <w:r>
               <w:rPr>
-                <w:rFonts w:ascii="Arial" w:hAnsi="Arial"/>
-                <w:b/>
-                <w:color w:val="111111"/>
-                <w:sz w:val="17"/>
+                <w:rFonts w:ascii="Arial" w:hAnsi="Arial" w:eastAsia="Arial" w:cs="Arial"/>
+                <w:b w:val="1"/>
+                <w:color w:val="FFFFFF"/>
+                <w:sz w:val="16"/>
+                <w:szCs w:val="16"/>
               </w:rPr>
               <w:t>Date / Page / Link</w:t>
             </w:r>
@@ -1459,27 +1743,28 @@
         </w:tc>
         <w:tc>
           <w:tcPr>
-            <w:tcW w:type="dxa" w:w="3816"/>
-            <w:shd w:fill="DCE6F1"/>
+            <w:tcW w:type="dxa" w:w="3730"/>
+            <w:shd w:fill="E31B23" w:val="clear"/>
             <w:vAlign w:val="center"/>
             <w:tcMar>
-              <w:top w:w="90" w:type="dxa"/>
-              <w:start w:w="100" w:type="dxa"/>
-              <w:bottom w:w="90" w:type="dxa"/>
-              <w:end w:w="100" w:type="dxa"/>
+              <w:top w:w="80" w:type="dxa"/>
+              <w:start w:w="120" w:type="dxa"/>
+              <w:bottom w:w="80" w:type="dxa"/>
+              <w:end w:w="120" w:type="dxa"/>
             </w:tcMar>
           </w:tcPr>
           <w:p>
             <w:pPr>
-              <w:spacing w:after="0"/>
-              <w:jc w:val="left"/>
+              <w:spacing w:after="40" w:before="0" w:line="240" w:lineRule="auto"/>
+              <w:jc w:val="center"/>
             </w:pPr>
             <w:r>
               <w:rPr>
-                <w:rFonts w:ascii="Arial" w:hAnsi="Arial"/>
-                <w:b/>
-                <w:color w:val="111111"/>
-                <w:sz w:val="17"/>
+                <w:rFonts w:ascii="Arial" w:hAnsi="Arial" w:eastAsia="Arial" w:cs="Arial"/>
+                <w:b w:val="1"/>
+                <w:color w:val="FFFFFF"/>
+                <w:sz w:val="16"/>
+                <w:szCs w:val="16"/>
               </w:rPr>
               <w:t>What the Entry Documents</w:t>
             </w:r>
@@ -1487,27 +1772,28 @@
         </w:tc>
         <w:tc>
           <w:tcPr>
-            <w:tcW w:type="dxa" w:w="3816"/>
-            <w:shd w:fill="DCE6F1"/>
+            <w:tcW w:type="dxa" w:w="3730"/>
+            <w:shd w:fill="E31B23" w:val="clear"/>
             <w:vAlign w:val="center"/>
             <w:tcMar>
-              <w:top w:w="90" w:type="dxa"/>
-              <w:start w:w="100" w:type="dxa"/>
-              <w:bottom w:w="90" w:type="dxa"/>
-              <w:end w:w="100" w:type="dxa"/>
+              <w:top w:w="80" w:type="dxa"/>
+              <w:start w:w="120" w:type="dxa"/>
+              <w:bottom w:w="80" w:type="dxa"/>
+              <w:end w:w="120" w:type="dxa"/>
             </w:tcMar>
           </w:tcPr>
           <w:p>
             <w:pPr>
-              <w:spacing w:after="0"/>
-              <w:jc w:val="left"/>
+              <w:spacing w:after="40" w:before="0" w:line="240" w:lineRule="auto"/>
+              <w:jc w:val="center"/>
             </w:pPr>
             <w:r>
               <w:rPr>
-                <w:rFonts w:ascii="Arial" w:hAnsi="Arial"/>
-                <w:b/>
-                <w:color w:val="111111"/>
-                <w:sz w:val="17"/>
+                <w:rFonts w:ascii="Arial" w:hAnsi="Arial" w:eastAsia="Arial" w:cs="Arial"/>
+                <w:b w:val="1"/>
+                <w:color w:val="FFFFFF"/>
+                <w:sz w:val="16"/>
+                <w:szCs w:val="16"/>
               </w:rPr>
               <w:t>Why This Is Strong Evidence</w:t>
             </w:r>
@@ -1520,24 +1806,27 @@
         </w:trPr>
         <w:tc>
           <w:tcPr>
-            <w:tcW w:type="dxa" w:w="1944"/>
+            <w:tcW w:type="dxa" w:w="1900"/>
             <w:vAlign w:val="center"/>
             <w:tcMar>
-              <w:top w:w="90" w:type="dxa"/>
-              <w:start w:w="100" w:type="dxa"/>
-              <w:bottom w:w="90" w:type="dxa"/>
-              <w:end w:w="100" w:type="dxa"/>
+              <w:top w:w="80" w:type="dxa"/>
+              <w:start w:w="120" w:type="dxa"/>
+              <w:bottom w:w="80" w:type="dxa"/>
+              <w:end w:w="120" w:type="dxa"/>
             </w:tcMar>
+            <w:shd w:fill="FFFFFF" w:val="clear"/>
           </w:tcPr>
           <w:p>
             <w:pPr>
-              <w:spacing w:after="0"/>
-              <w:jc w:val="center"/>
+              <w:spacing w:after="40" w:before="0" w:line="240" w:lineRule="auto"/>
+              <w:jc w:val="left"/>
             </w:pPr>
             <w:r>
               <w:rPr>
-                <w:rFonts w:ascii="Arial" w:hAnsi="Arial"/>
-                <w:sz w:val="17"/>
+                <w:rFonts w:ascii="Arial" w:hAnsi="Arial" w:eastAsia="Arial" w:cs="Arial"/>
+                <w:sz w:val="18"/>
+                <w:color w:val="111111"/>
+                <w:szCs w:val="18"/>
               </w:rPr>
               <w:t>1.</w:t>
             </w:r>
@@ -1545,48 +1834,54 @@
         </w:tc>
         <w:tc>
           <w:tcPr>
-            <w:tcW w:type="dxa" w:w="3816"/>
+            <w:tcW w:type="dxa" w:w="3730"/>
             <w:vAlign w:val="center"/>
             <w:tcMar>
-              <w:top w:w="90" w:type="dxa"/>
-              <w:start w:w="100" w:type="dxa"/>
-              <w:bottom w:w="90" w:type="dxa"/>
-              <w:end w:w="100" w:type="dxa"/>
+              <w:top w:w="80" w:type="dxa"/>
+              <w:start w:w="120" w:type="dxa"/>
+              <w:bottom w:w="80" w:type="dxa"/>
+              <w:end w:w="120" w:type="dxa"/>
             </w:tcMar>
+            <w:shd w:fill="FFFFFF" w:val="clear"/>
           </w:tcPr>
           <w:p>
             <w:pPr>
-              <w:spacing w:after="0"/>
+              <w:spacing w:after="40" w:before="0" w:line="240" w:lineRule="auto"/>
               <w:jc w:val="left"/>
             </w:pPr>
             <w:r>
               <w:rPr>
-                <w:rFonts w:ascii="Arial" w:hAnsi="Arial"/>
-                <w:sz w:val="17"/>
+                <w:rFonts w:ascii="Arial" w:hAnsi="Arial" w:eastAsia="Arial" w:cs="Arial"/>
+                <w:sz w:val="18"/>
+                <w:color w:val="111111"/>
+                <w:szCs w:val="18"/>
               </w:rPr>
             </w:r>
           </w:p>
         </w:tc>
         <w:tc>
           <w:tcPr>
-            <w:tcW w:type="dxa" w:w="3816"/>
+            <w:tcW w:type="dxa" w:w="3730"/>
             <w:vAlign w:val="center"/>
             <w:tcMar>
-              <w:top w:w="90" w:type="dxa"/>
-              <w:start w:w="100" w:type="dxa"/>
-              <w:bottom w:w="90" w:type="dxa"/>
-              <w:end w:w="100" w:type="dxa"/>
+              <w:top w:w="80" w:type="dxa"/>
+              <w:start w:w="120" w:type="dxa"/>
+              <w:bottom w:w="80" w:type="dxa"/>
+              <w:end w:w="120" w:type="dxa"/>
             </w:tcMar>
+            <w:shd w:fill="FFFFFF" w:val="clear"/>
           </w:tcPr>
           <w:p>
             <w:pPr>
-              <w:spacing w:after="0"/>
+              <w:spacing w:after="40" w:before="0" w:line="240" w:lineRule="auto"/>
               <w:jc w:val="left"/>
             </w:pPr>
             <w:r>
               <w:rPr>
-                <w:rFonts w:ascii="Arial" w:hAnsi="Arial"/>
-                <w:sz w:val="17"/>
+                <w:rFonts w:ascii="Arial" w:hAnsi="Arial" w:eastAsia="Arial" w:cs="Arial"/>
+                <w:sz w:val="18"/>
+                <w:color w:val="111111"/>
+                <w:szCs w:val="18"/>
               </w:rPr>
             </w:r>
           </w:p>
@@ -1598,24 +1893,27 @@
         </w:trPr>
         <w:tc>
           <w:tcPr>
-            <w:tcW w:type="dxa" w:w="1944"/>
+            <w:tcW w:type="dxa" w:w="1900"/>
             <w:vAlign w:val="center"/>
             <w:tcMar>
-              <w:top w:w="90" w:type="dxa"/>
-              <w:start w:w="100" w:type="dxa"/>
-              <w:bottom w:w="90" w:type="dxa"/>
-              <w:end w:w="100" w:type="dxa"/>
+              <w:top w:w="80" w:type="dxa"/>
+              <w:start w:w="120" w:type="dxa"/>
+              <w:bottom w:w="80" w:type="dxa"/>
+              <w:end w:w="120" w:type="dxa"/>
             </w:tcMar>
+            <w:shd w:fill="F2F2F2" w:val="clear"/>
           </w:tcPr>
           <w:p>
             <w:pPr>
-              <w:spacing w:after="0"/>
-              <w:jc w:val="center"/>
+              <w:spacing w:after="40" w:before="0" w:line="240" w:lineRule="auto"/>
+              <w:jc w:val="left"/>
             </w:pPr>
             <w:r>
               <w:rPr>
-                <w:rFonts w:ascii="Arial" w:hAnsi="Arial"/>
-                <w:sz w:val="17"/>
+                <w:rFonts w:ascii="Arial" w:hAnsi="Arial" w:eastAsia="Arial" w:cs="Arial"/>
+                <w:sz w:val="18"/>
+                <w:color w:val="111111"/>
+                <w:szCs w:val="18"/>
               </w:rPr>
               <w:t>2.</w:t>
             </w:r>
@@ -1623,48 +1921,54 @@
         </w:tc>
         <w:tc>
           <w:tcPr>
-            <w:tcW w:type="dxa" w:w="3816"/>
+            <w:tcW w:type="dxa" w:w="3730"/>
             <w:vAlign w:val="center"/>
             <w:tcMar>
-              <w:top w:w="90" w:type="dxa"/>
-              <w:start w:w="100" w:type="dxa"/>
-              <w:bottom w:w="90" w:type="dxa"/>
-              <w:end w:w="100" w:type="dxa"/>
+              <w:top w:w="80" w:type="dxa"/>
+              <w:start w:w="120" w:type="dxa"/>
+              <w:bottom w:w="80" w:type="dxa"/>
+              <w:end w:w="120" w:type="dxa"/>
             </w:tcMar>
+            <w:shd w:fill="F2F2F2" w:val="clear"/>
           </w:tcPr>
           <w:p>
             <w:pPr>
-              <w:spacing w:after="0"/>
+              <w:spacing w:after="40" w:before="0" w:line="240" w:lineRule="auto"/>
               <w:jc w:val="left"/>
             </w:pPr>
             <w:r>
               <w:rPr>
-                <w:rFonts w:ascii="Arial" w:hAnsi="Arial"/>
-                <w:sz w:val="17"/>
+                <w:rFonts w:ascii="Arial" w:hAnsi="Arial" w:eastAsia="Arial" w:cs="Arial"/>
+                <w:sz w:val="18"/>
+                <w:color w:val="111111"/>
+                <w:szCs w:val="18"/>
               </w:rPr>
             </w:r>
           </w:p>
         </w:tc>
         <w:tc>
           <w:tcPr>
-            <w:tcW w:type="dxa" w:w="3816"/>
+            <w:tcW w:type="dxa" w:w="3730"/>
             <w:vAlign w:val="center"/>
             <w:tcMar>
-              <w:top w:w="90" w:type="dxa"/>
-              <w:start w:w="100" w:type="dxa"/>
-              <w:bottom w:w="90" w:type="dxa"/>
-              <w:end w:w="100" w:type="dxa"/>
+              <w:top w:w="80" w:type="dxa"/>
+              <w:start w:w="120" w:type="dxa"/>
+              <w:bottom w:w="80" w:type="dxa"/>
+              <w:end w:w="120" w:type="dxa"/>
             </w:tcMar>
+            <w:shd w:fill="F2F2F2" w:val="clear"/>
           </w:tcPr>
           <w:p>
             <w:pPr>
-              <w:spacing w:after="0"/>
+              <w:spacing w:after="40" w:before="0" w:line="240" w:lineRule="auto"/>
               <w:jc w:val="left"/>
             </w:pPr>
             <w:r>
               <w:rPr>
-                <w:rFonts w:ascii="Arial" w:hAnsi="Arial"/>
-                <w:sz w:val="17"/>
+                <w:rFonts w:ascii="Arial" w:hAnsi="Arial" w:eastAsia="Arial" w:cs="Arial"/>
+                <w:sz w:val="18"/>
+                <w:color w:val="111111"/>
+                <w:szCs w:val="18"/>
               </w:rPr>
             </w:r>
           </w:p>
@@ -1676,24 +1980,27 @@
         </w:trPr>
         <w:tc>
           <w:tcPr>
-            <w:tcW w:type="dxa" w:w="1944"/>
+            <w:tcW w:type="dxa" w:w="1900"/>
             <w:vAlign w:val="center"/>
             <w:tcMar>
-              <w:top w:w="90" w:type="dxa"/>
-              <w:start w:w="100" w:type="dxa"/>
-              <w:bottom w:w="90" w:type="dxa"/>
-              <w:end w:w="100" w:type="dxa"/>
+              <w:top w:w="80" w:type="dxa"/>
+              <w:start w:w="120" w:type="dxa"/>
+              <w:bottom w:w="80" w:type="dxa"/>
+              <w:end w:w="120" w:type="dxa"/>
             </w:tcMar>
+            <w:shd w:fill="FFFFFF" w:val="clear"/>
           </w:tcPr>
           <w:p>
             <w:pPr>
-              <w:spacing w:after="0"/>
-              <w:jc w:val="center"/>
+              <w:spacing w:after="40" w:before="0" w:line="240" w:lineRule="auto"/>
+              <w:jc w:val="left"/>
             </w:pPr>
             <w:r>
               <w:rPr>
-                <w:rFonts w:ascii="Arial" w:hAnsi="Arial"/>
-                <w:sz w:val="17"/>
+                <w:rFonts w:ascii="Arial" w:hAnsi="Arial" w:eastAsia="Arial" w:cs="Arial"/>
+                <w:sz w:val="18"/>
+                <w:color w:val="111111"/>
+                <w:szCs w:val="18"/>
               </w:rPr>
               <w:t>3.</w:t>
             </w:r>
@@ -1701,48 +2008,54 @@
         </w:tc>
         <w:tc>
           <w:tcPr>
-            <w:tcW w:type="dxa" w:w="3816"/>
+            <w:tcW w:type="dxa" w:w="3730"/>
             <w:vAlign w:val="center"/>
             <w:tcMar>
-              <w:top w:w="90" w:type="dxa"/>
-              <w:start w:w="100" w:type="dxa"/>
-              <w:bottom w:w="90" w:type="dxa"/>
-              <w:end w:w="100" w:type="dxa"/>
+              <w:top w:w="80" w:type="dxa"/>
+              <w:start w:w="120" w:type="dxa"/>
+              <w:bottom w:w="80" w:type="dxa"/>
+              <w:end w:w="120" w:type="dxa"/>
             </w:tcMar>
+            <w:shd w:fill="FFFFFF" w:val="clear"/>
           </w:tcPr>
           <w:p>
             <w:pPr>
-              <w:spacing w:after="0"/>
+              <w:spacing w:after="40" w:before="0" w:line="240" w:lineRule="auto"/>
               <w:jc w:val="left"/>
             </w:pPr>
             <w:r>
               <w:rPr>
-                <w:rFonts w:ascii="Arial" w:hAnsi="Arial"/>
-                <w:sz w:val="17"/>
+                <w:rFonts w:ascii="Arial" w:hAnsi="Arial" w:eastAsia="Arial" w:cs="Arial"/>
+                <w:sz w:val="18"/>
+                <w:color w:val="111111"/>
+                <w:szCs w:val="18"/>
               </w:rPr>
             </w:r>
           </w:p>
         </w:tc>
         <w:tc>
           <w:tcPr>
-            <w:tcW w:type="dxa" w:w="3816"/>
+            <w:tcW w:type="dxa" w:w="3730"/>
             <w:vAlign w:val="center"/>
             <w:tcMar>
-              <w:top w:w="90" w:type="dxa"/>
-              <w:start w:w="100" w:type="dxa"/>
-              <w:bottom w:w="90" w:type="dxa"/>
-              <w:end w:w="100" w:type="dxa"/>
+              <w:top w:w="80" w:type="dxa"/>
+              <w:start w:w="120" w:type="dxa"/>
+              <w:bottom w:w="80" w:type="dxa"/>
+              <w:end w:w="120" w:type="dxa"/>
             </w:tcMar>
+            <w:shd w:fill="FFFFFF" w:val="clear"/>
           </w:tcPr>
           <w:p>
             <w:pPr>
-              <w:spacing w:after="0"/>
+              <w:spacing w:after="40" w:before="0" w:line="240" w:lineRule="auto"/>
               <w:jc w:val="left"/>
             </w:pPr>
             <w:r>
               <w:rPr>
-                <w:rFonts w:ascii="Arial" w:hAnsi="Arial"/>
-                <w:sz w:val="17"/>
+                <w:rFonts w:ascii="Arial" w:hAnsi="Arial" w:eastAsia="Arial" w:cs="Arial"/>
+                <w:sz w:val="18"/>
+                <w:color w:val="111111"/>
+                <w:szCs w:val="18"/>
               </w:rPr>
             </w:r>
           </w:p>
@@ -1751,7 +2064,7 @@
     </w:tbl>
     <w:p>
       <w:pPr>
-        <w:spacing w:after="20"/>
+        <w:spacing w:after="40"/>
       </w:pPr>
     </w:p>
     <w:p>
@@ -1759,13 +2072,52 @@
         <w:pStyle w:val="Heading2"/>
       </w:pPr>
       <w:r>
+        <w:rPr>
+          <w:rFonts w:ascii="Arial" w:hAnsi="Arial" w:eastAsia="Arial" w:cs="Arial"/>
+          <w:color w:val="111111"/>
+          <w:sz w:val="22"/>
+          <w:szCs w:val="22"/>
+          <w:b w:val="1"/>
+        </w:rPr>
         <w:t>Part C: Truthful Documentation Repair</w:t>
       </w:r>
     </w:p>
     <w:p>
+      <w:pPr/>
       <w:r>
+        <w:rPr>
+          <w:rFonts w:ascii="Arial" w:hAnsi="Arial" w:eastAsia="Arial" w:cs="Arial"/>
+          <w:color w:val="111111"/>
+          <w:sz w:val="19"/>
+          <w:szCs w:val="19"/>
+        </w:rPr>
         <w:t>You may organize existing evidence, add labels, attach files, or write a current retrospective note. Do not create an entry that pretends to have been written earlier. Any retrospective note must use today's date and clearly state that it was written after the event.</w:t>
       </w:r>
+    </w:p>
+    <w:p>
+      <w:pPr>
+        <w:pStyle w:val="STARLABPrompt"/>
+        <w:spacing w:after="20"/>
+      </w:pPr>
+      <w:r>
+        <w:rPr>
+          <w:rFonts w:ascii="Arial" w:hAnsi="Arial" w:eastAsia="Arial" w:cs="Arial"/>
+          <w:b w:val="1"/>
+          <w:color w:val="111111"/>
+          <w:sz w:val="20"/>
+          <w:szCs w:val="20"/>
+        </w:rPr>
+        <w:t>1. What documentation can you improve now using evidence that already exists?</w:t>
+      </w:r>
+    </w:p>
+    <w:p>
+      <w:pPr>
+        <w:pStyle w:val="STARLABResponseLine"/>
+        <w:spacing w:line="300" w:lineRule="exact" w:after="60"/>
+        <w:pBdr>
+          <w:bottom w:val="single" w:sz="6" w:space="1" w:color="D9D9D9"/>
+        </w:pBdr>
+      </w:pPr>
     </w:p>
     <w:p>
       <w:pPr>
@@ -1773,21 +2125,10 @@
       </w:pPr>
       <w:r>
         <w:rPr>
-          <w:rFonts w:ascii="Arial" w:hAnsi="Arial"/>
-          <w:b/>
-        </w:rPr>
-        <w:t>1. What documentation can you improve now using evidence that already exists?</w:t>
-      </w:r>
-    </w:p>
-    <w:p>
-      <w:pPr>
-        <w:spacing w:after="20"/>
-      </w:pPr>
-      <w:r>
-        <w:rPr>
-          <w:rFonts w:ascii="Arial" w:hAnsi="Arial"/>
-          <w:color w:val="777777"/>
-          <w:sz w:val="18"/>
+          <w:rFonts w:ascii="Arial" w:hAnsi="Arial" w:eastAsia="Arial" w:cs="Arial"/>
+          <w:color w:val="111111"/>
+          <w:sz w:val="19"/>
+          <w:szCs w:val="19"/>
         </w:rPr>
         <w:t>____________________________________________________________________________________________</w:t>
       </w:r>
@@ -1798,9 +2139,10 @@
       </w:pPr>
       <w:r>
         <w:rPr>
-          <w:rFonts w:ascii="Arial" w:hAnsi="Arial"/>
-          <w:color w:val="777777"/>
-          <w:sz w:val="18"/>
+          <w:rFonts w:ascii="Arial" w:hAnsi="Arial" w:eastAsia="Arial" w:cs="Arial"/>
+          <w:color w:val="111111"/>
+          <w:sz w:val="19"/>
+          <w:szCs w:val="19"/>
         </w:rPr>
         <w:t>____________________________________________________________________________________________</w:t>
       </w:r>
@@ -1811,9 +2153,49 @@
       </w:pPr>
       <w:r>
         <w:rPr>
-          <w:rFonts w:ascii="Arial" w:hAnsi="Arial"/>
-          <w:color w:val="777777"/>
-          <w:sz w:val="18"/>
+          <w:rFonts w:ascii="Arial" w:hAnsi="Arial" w:eastAsia="Arial" w:cs="Arial"/>
+          <w:color w:val="111111"/>
+          <w:sz w:val="19"/>
+          <w:szCs w:val="19"/>
+        </w:rPr>
+        <w:t>____________________________________________________________________________________________</w:t>
+      </w:r>
+    </w:p>
+    <w:p>
+      <w:pPr>
+        <w:pStyle w:val="STARLABPrompt"/>
+        <w:spacing w:after="20"/>
+      </w:pPr>
+      <w:r>
+        <w:rPr>
+          <w:rFonts w:ascii="Arial" w:hAnsi="Arial" w:eastAsia="Arial" w:cs="Arial"/>
+          <w:b w:val="1"/>
+          <w:color w:val="111111"/>
+          <w:sz w:val="20"/>
+          <w:szCs w:val="20"/>
+        </w:rPr>
+        <w:t>2. What information cannot be reconstructed honestly and must remain a limitation?</w:t>
+      </w:r>
+    </w:p>
+    <w:p>
+      <w:pPr>
+        <w:pStyle w:val="STARLABResponseLine"/>
+        <w:spacing w:line="300" w:lineRule="exact" w:after="60"/>
+        <w:pBdr>
+          <w:bottom w:val="single" w:sz="6" w:space="1" w:color="D9D9D9"/>
+        </w:pBdr>
+      </w:pPr>
+    </w:p>
+    <w:p>
+      <w:pPr>
+        <w:spacing w:after="20"/>
+      </w:pPr>
+      <w:r>
+        <w:rPr>
+          <w:rFonts w:ascii="Arial" w:hAnsi="Arial" w:eastAsia="Arial" w:cs="Arial"/>
+          <w:color w:val="111111"/>
+          <w:sz w:val="19"/>
+          <w:szCs w:val="19"/>
         </w:rPr>
         <w:t>____________________________________________________________________________________________</w:t>
       </w:r>
@@ -1824,21 +2206,10 @@
       </w:pPr>
       <w:r>
         <w:rPr>
-          <w:rFonts w:ascii="Arial" w:hAnsi="Arial"/>
-          <w:b/>
-        </w:rPr>
-        <w:t>2. What information cannot be reconstructed honestly and must remain a limitation?</w:t>
-      </w:r>
-    </w:p>
-    <w:p>
-      <w:pPr>
-        <w:spacing w:after="20"/>
-      </w:pPr>
-      <w:r>
-        <w:rPr>
-          <w:rFonts w:ascii="Arial" w:hAnsi="Arial"/>
-          <w:color w:val="777777"/>
-          <w:sz w:val="18"/>
+          <w:rFonts w:ascii="Arial" w:hAnsi="Arial" w:eastAsia="Arial" w:cs="Arial"/>
+          <w:color w:val="111111"/>
+          <w:sz w:val="19"/>
+          <w:szCs w:val="19"/>
         </w:rPr>
         <w:t>____________________________________________________________________________________________</w:t>
       </w:r>
@@ -1849,9 +2220,49 @@
       </w:pPr>
       <w:r>
         <w:rPr>
-          <w:rFonts w:ascii="Arial" w:hAnsi="Arial"/>
-          <w:color w:val="777777"/>
-          <w:sz w:val="18"/>
+          <w:rFonts w:ascii="Arial" w:hAnsi="Arial" w:eastAsia="Arial" w:cs="Arial"/>
+          <w:color w:val="111111"/>
+          <w:sz w:val="19"/>
+          <w:szCs w:val="19"/>
+        </w:rPr>
+        <w:t>____________________________________________________________________________________________</w:t>
+      </w:r>
+    </w:p>
+    <w:p>
+      <w:pPr>
+        <w:pStyle w:val="STARLABPrompt"/>
+        <w:spacing w:after="20"/>
+      </w:pPr>
+      <w:r>
+        <w:rPr>
+          <w:rFonts w:ascii="Arial" w:hAnsi="Arial" w:eastAsia="Arial" w:cs="Arial"/>
+          <w:b w:val="1"/>
+          <w:color w:val="111111"/>
+          <w:sz w:val="20"/>
+          <w:szCs w:val="20"/>
+        </w:rPr>
+        <w:t>3. What is the single highest-priority repair before Unit 4 begins?</w:t>
+      </w:r>
+    </w:p>
+    <w:p>
+      <w:pPr>
+        <w:pStyle w:val="STARLABResponseLine"/>
+        <w:spacing w:line="300" w:lineRule="exact" w:after="60"/>
+        <w:pBdr>
+          <w:bottom w:val="single" w:sz="6" w:space="1" w:color="D9D9D9"/>
+        </w:pBdr>
+      </w:pPr>
+    </w:p>
+    <w:p>
+      <w:pPr>
+        <w:spacing w:after="20"/>
+      </w:pPr>
+      <w:r>
+        <w:rPr>
+          <w:rFonts w:ascii="Arial" w:hAnsi="Arial" w:eastAsia="Arial" w:cs="Arial"/>
+          <w:color w:val="111111"/>
+          <w:sz w:val="19"/>
+          <w:szCs w:val="19"/>
         </w:rPr>
         <w:t>____________________________________________________________________________________________</w:t>
       </w:r>
@@ -1862,9 +2273,79 @@
       </w:pPr>
       <w:r>
         <w:rPr>
-          <w:rFonts w:ascii="Arial" w:hAnsi="Arial"/>
-          <w:color w:val="777777"/>
-          <w:sz w:val="18"/>
+          <w:rFonts w:ascii="Arial" w:hAnsi="Arial" w:eastAsia="Arial" w:cs="Arial"/>
+          <w:color w:val="111111"/>
+          <w:sz w:val="19"/>
+          <w:szCs w:val="19"/>
+        </w:rPr>
+        <w:t>____________________________________________________________________________________________</w:t>
+      </w:r>
+    </w:p>
+    <w:p>
+      <w:pPr>
+        <w:pStyle w:val="STARLABPrompt"/>
+      </w:pPr>
+      <w:r>
+        <w:rPr>
+          <w:rFonts w:ascii="Arial" w:hAnsi="Arial" w:eastAsia="Arial" w:cs="Arial"/>
+          <w:b w:val="1"/>
+          <w:color w:val="111111"/>
+          <w:sz w:val="20"/>
+          <w:szCs w:val="20"/>
+        </w:rPr>
+        <w:t xml:space="preserve">Repair due date: </w:t>
+      </w:r>
+      <w:r>
+        <w:rPr>
+          <w:rFonts w:ascii="Arial" w:hAnsi="Arial" w:eastAsia="Arial" w:cs="Arial"/>
+          <w:color w:val="111111"/>
+          <w:sz w:val="20"/>
+          <w:szCs w:val="20"/>
+          <w:b w:val="1"/>
+        </w:rPr>
+        <w:t>____________________</w:t>
+      </w:r>
+    </w:p>
+    <w:p>
+      <w:pPr>
+        <w:pStyle w:val="Heading2"/>
+      </w:pPr>
+      <w:r>
+        <w:rPr>
+          <w:rFonts w:ascii="Arial" w:hAnsi="Arial" w:eastAsia="Arial" w:cs="Arial"/>
+          <w:color w:val="111111"/>
+          <w:sz w:val="22"/>
+          <w:szCs w:val="22"/>
+          <w:b w:val="1"/>
+        </w:rPr>
+        <w:t>Part D: Reflection on Research Habits</w:t>
+      </w:r>
+    </w:p>
+    <w:p>
+      <w:pPr>
+        <w:spacing w:after="20"/>
+      </w:pPr>
+      <w:r>
+        <w:rPr>
+          <w:rFonts w:ascii="Arial" w:hAnsi="Arial" w:eastAsia="Arial" w:cs="Arial"/>
+          <w:b/>
+          <w:color w:val="111111"/>
+          <w:sz w:val="19"/>
+          <w:szCs w:val="19"/>
+        </w:rPr>
+        <w:t>1. Which journal habit helped your project the most? Give a specific example.</w:t>
+      </w:r>
+    </w:p>
+    <w:p>
+      <w:pPr>
+        <w:spacing w:after="20"/>
+      </w:pPr>
+      <w:r>
+        <w:rPr>
+          <w:rFonts w:ascii="Arial" w:hAnsi="Arial" w:eastAsia="Arial" w:cs="Arial"/>
+          <w:color w:val="111111"/>
+          <w:sz w:val="19"/>
+          <w:szCs w:val="19"/>
         </w:rPr>
         <w:t>____________________________________________________________________________________________</w:t>
       </w:r>
@@ -1875,21 +2356,10 @@
       </w:pPr>
       <w:r>
         <w:rPr>
-          <w:rFonts w:ascii="Arial" w:hAnsi="Arial"/>
-          <w:b/>
-        </w:rPr>
-        <w:t>3. What is the single highest-priority repair before Unit 4 begins?</w:t>
-      </w:r>
-    </w:p>
-    <w:p>
-      <w:pPr>
-        <w:spacing w:after="20"/>
-      </w:pPr>
-      <w:r>
-        <w:rPr>
-          <w:rFonts w:ascii="Arial" w:hAnsi="Arial"/>
-          <w:color w:val="777777"/>
-          <w:sz w:val="18"/>
+          <w:rFonts w:ascii="Arial" w:hAnsi="Arial" w:eastAsia="Arial" w:cs="Arial"/>
+          <w:color w:val="111111"/>
+          <w:sz w:val="19"/>
+          <w:szCs w:val="19"/>
         </w:rPr>
         <w:t>____________________________________________________________________________________________</w:t>
       </w:r>
@@ -1900,35 +2370,38 @@
       </w:pPr>
       <w:r>
         <w:rPr>
-          <w:rFonts w:ascii="Arial" w:hAnsi="Arial"/>
-          <w:color w:val="777777"/>
-          <w:sz w:val="18"/>
+          <w:rFonts w:ascii="Arial" w:hAnsi="Arial" w:eastAsia="Arial" w:cs="Arial"/>
+          <w:color w:val="111111"/>
+          <w:sz w:val="19"/>
+          <w:szCs w:val="19"/>
         </w:rPr>
         <w:t>____________________________________________________________________________________________</w:t>
       </w:r>
     </w:p>
     <w:p>
+      <w:pPr>
+        <w:pStyle w:val="STARLABPrompt"/>
+        <w:spacing w:after="20"/>
+      </w:pPr>
       <w:r>
         <w:rPr>
-          <w:rFonts w:ascii="Arial" w:hAnsi="Arial"/>
-          <w:b/>
+          <w:rFonts w:ascii="Arial" w:hAnsi="Arial" w:eastAsia="Arial" w:cs="Arial"/>
+          <w:b w:val="1"/>
+          <w:color w:val="111111"/>
+          <w:sz w:val="20"/>
+          <w:szCs w:val="20"/>
         </w:rPr>
-        <w:t xml:space="preserve">Repair due date: </w:t>
-      </w:r>
-      <w:r>
-        <w:rPr>
-          <w:rFonts w:ascii="Arial" w:hAnsi="Arial"/>
-        </w:rPr>
-        <w:t>____________________</w:t>
+        <w:t>2. When did your journal help you notice a problem, defend a decision, or revise your work?</w:t>
       </w:r>
     </w:p>
     <w:p>
       <w:pPr>
-        <w:pStyle w:val="Heading2"/>
+        <w:pStyle w:val="STARLABResponseLine"/>
+        <w:spacing w:line="300" w:lineRule="exact" w:after="60"/>
+        <w:pBdr>
+          <w:bottom w:val="single" w:sz="6" w:space="1" w:color="D9D9D9"/>
+        </w:pBdr>
       </w:pPr>
-      <w:r>
-        <w:t>Part D: Reflection on Research Habits</w:t>
-      </w:r>
     </w:p>
     <w:p>
       <w:pPr>
@@ -1936,21 +2409,10 @@
       </w:pPr>
       <w:r>
         <w:rPr>
-          <w:rFonts w:ascii="Arial" w:hAnsi="Arial"/>
-          <w:b/>
-        </w:rPr>
-        <w:t>1. Which journal habit helped your project the most? Give a specific example.</w:t>
-      </w:r>
-    </w:p>
-    <w:p>
-      <w:pPr>
-        <w:spacing w:after="20"/>
-      </w:pPr>
-      <w:r>
-        <w:rPr>
-          <w:rFonts w:ascii="Arial" w:hAnsi="Arial"/>
-          <w:color w:val="777777"/>
-          <w:sz w:val="18"/>
+          <w:rFonts w:ascii="Arial" w:hAnsi="Arial" w:eastAsia="Arial" w:cs="Arial"/>
+          <w:color w:val="111111"/>
+          <w:sz w:val="19"/>
+          <w:szCs w:val="19"/>
         </w:rPr>
         <w:t>____________________________________________________________________________________________</w:t>
       </w:r>
@@ -1961,9 +2423,10 @@
       </w:pPr>
       <w:r>
         <w:rPr>
-          <w:rFonts w:ascii="Arial" w:hAnsi="Arial"/>
-          <w:color w:val="777777"/>
-          <w:sz w:val="18"/>
+          <w:rFonts w:ascii="Arial" w:hAnsi="Arial" w:eastAsia="Arial" w:cs="Arial"/>
+          <w:color w:val="111111"/>
+          <w:sz w:val="19"/>
+          <w:szCs w:val="19"/>
         </w:rPr>
         <w:t>____________________________________________________________________________________________</w:t>
       </w:r>
@@ -1974,9 +2437,49 @@
       </w:pPr>
       <w:r>
         <w:rPr>
-          <w:rFonts w:ascii="Arial" w:hAnsi="Arial"/>
-          <w:color w:val="777777"/>
-          <w:sz w:val="18"/>
+          <w:rFonts w:ascii="Arial" w:hAnsi="Arial" w:eastAsia="Arial" w:cs="Arial"/>
+          <w:color w:val="111111"/>
+          <w:sz w:val="19"/>
+          <w:szCs w:val="19"/>
+        </w:rPr>
+        <w:t>____________________________________________________________________________________________</w:t>
+      </w:r>
+    </w:p>
+    <w:p>
+      <w:pPr>
+        <w:pStyle w:val="STARLABPrompt"/>
+        <w:spacing w:after="20"/>
+      </w:pPr>
+      <w:r>
+        <w:rPr>
+          <w:rFonts w:ascii="Arial" w:hAnsi="Arial" w:eastAsia="Arial" w:cs="Arial"/>
+          <w:b w:val="1"/>
+          <w:color w:val="111111"/>
+          <w:sz w:val="20"/>
+          <w:szCs w:val="20"/>
+        </w:rPr>
+        <w:t>3. What pattern in your documentation needs to improve during Units 4-6?</w:t>
+      </w:r>
+    </w:p>
+    <w:p>
+      <w:pPr>
+        <w:pStyle w:val="STARLABResponseLine"/>
+        <w:spacing w:line="300" w:lineRule="exact" w:after="60"/>
+        <w:pBdr>
+          <w:bottom w:val="single" w:sz="6" w:space="1" w:color="D9D9D9"/>
+        </w:pBdr>
+      </w:pPr>
+    </w:p>
+    <w:p>
+      <w:pPr>
+        <w:spacing w:after="20"/>
+      </w:pPr>
+      <w:r>
+        <w:rPr>
+          <w:rFonts w:ascii="Arial" w:hAnsi="Arial" w:eastAsia="Arial" w:cs="Arial"/>
+          <w:color w:val="111111"/>
+          <w:sz w:val="19"/>
+          <w:szCs w:val="19"/>
         </w:rPr>
         <w:t>____________________________________________________________________________________________</w:t>
       </w:r>
@@ -1987,21 +2490,10 @@
       </w:pPr>
       <w:r>
         <w:rPr>
-          <w:rFonts w:ascii="Arial" w:hAnsi="Arial"/>
-          <w:b/>
-        </w:rPr>
-        <w:t>2. When did your journal help you notice a problem, defend a decision, or revise your work?</w:t>
-      </w:r>
-    </w:p>
-    <w:p>
-      <w:pPr>
-        <w:spacing w:after="20"/>
-      </w:pPr>
-      <w:r>
-        <w:rPr>
-          <w:rFonts w:ascii="Arial" w:hAnsi="Arial"/>
-          <w:color w:val="777777"/>
-          <w:sz w:val="18"/>
+          <w:rFonts w:ascii="Arial" w:hAnsi="Arial" w:eastAsia="Arial" w:cs="Arial"/>
+          <w:color w:val="111111"/>
+          <w:sz w:val="19"/>
+          <w:szCs w:val="19"/>
         </w:rPr>
         <w:t>____________________________________________________________________________________________</w:t>
       </w:r>
@@ -2012,9 +2504,49 @@
       </w:pPr>
       <w:r>
         <w:rPr>
-          <w:rFonts w:ascii="Arial" w:hAnsi="Arial"/>
-          <w:color w:val="777777"/>
-          <w:sz w:val="18"/>
+          <w:rFonts w:ascii="Arial" w:hAnsi="Arial" w:eastAsia="Arial" w:cs="Arial"/>
+          <w:color w:val="111111"/>
+          <w:sz w:val="19"/>
+          <w:szCs w:val="19"/>
+        </w:rPr>
+        <w:t>____________________________________________________________________________________________</w:t>
+      </w:r>
+    </w:p>
+    <w:p>
+      <w:pPr>
+        <w:pStyle w:val="STARLABPrompt"/>
+        <w:spacing w:after="20"/>
+      </w:pPr>
+      <w:r>
+        <w:rPr>
+          <w:rFonts w:ascii="Arial" w:hAnsi="Arial" w:eastAsia="Arial" w:cs="Arial"/>
+          <w:b w:val="1"/>
+          <w:color w:val="111111"/>
+          <w:sz w:val="20"/>
+          <w:szCs w:val="20"/>
+        </w:rPr>
+        <w:t>4. What will you do differently during analysis, report writing, and presentation preparation?</w:t>
+      </w:r>
+    </w:p>
+    <w:p>
+      <w:pPr>
+        <w:pStyle w:val="STARLABResponseLine"/>
+        <w:spacing w:line="300" w:lineRule="exact" w:after="60"/>
+        <w:pBdr>
+          <w:bottom w:val="single" w:sz="6" w:space="1" w:color="D9D9D9"/>
+        </w:pBdr>
+      </w:pPr>
+    </w:p>
+    <w:p>
+      <w:pPr>
+        <w:spacing w:after="20"/>
+      </w:pPr>
+      <w:r>
+        <w:rPr>
+          <w:rFonts w:ascii="Arial" w:hAnsi="Arial" w:eastAsia="Arial" w:cs="Arial"/>
+          <w:color w:val="111111"/>
+          <w:sz w:val="19"/>
+          <w:szCs w:val="19"/>
         </w:rPr>
         <w:t>____________________________________________________________________________________________</w:t>
       </w:r>
@@ -2025,9 +2557,10 @@
       </w:pPr>
       <w:r>
         <w:rPr>
-          <w:rFonts w:ascii="Arial" w:hAnsi="Arial"/>
-          <w:color w:val="777777"/>
-          <w:sz w:val="18"/>
+          <w:rFonts w:ascii="Arial" w:hAnsi="Arial" w:eastAsia="Arial" w:cs="Arial"/>
+          <w:color w:val="111111"/>
+          <w:sz w:val="19"/>
+          <w:szCs w:val="19"/>
         </w:rPr>
         <w:t>____________________________________________________________________________________________</w:t>
       </w:r>
@@ -2038,10 +2571,65 @@
       </w:pPr>
       <w:r>
         <w:rPr>
-          <w:rFonts w:ascii="Arial" w:hAnsi="Arial"/>
+          <w:rFonts w:ascii="Arial" w:hAnsi="Arial" w:eastAsia="Arial" w:cs="Arial"/>
+          <w:color w:val="111111"/>
+          <w:sz w:val="19"/>
+          <w:szCs w:val="19"/>
+        </w:rPr>
+        <w:t>____________________________________________________________________________________________</w:t>
+      </w:r>
+    </w:p>
+    <w:p>
+      <w:pPr>
+        <w:pStyle w:val="Heading2"/>
+      </w:pPr>
+      <w:r>
+        <w:rPr>
+          <w:rFonts w:ascii="Arial" w:hAnsi="Arial" w:eastAsia="Arial" w:cs="Arial"/>
+          <w:color w:val="111111"/>
+          <w:sz w:val="22"/>
+          <w:szCs w:val="22"/>
+          <w:b w:val="1"/>
+        </w:rPr>
+        <w:t>Part E: Overall Self-Assessment</w:t>
+      </w:r>
+    </w:p>
+    <w:p>
+      <w:pPr/>
+      <w:r>
+        <w:rPr>
+          <w:rFonts w:ascii="Arial" w:hAnsi="Arial" w:eastAsia="Arial" w:cs="Arial"/>
           <w:b/>
+          <w:color w:val="111111"/>
+          <w:sz w:val="19"/>
+          <w:szCs w:val="19"/>
         </w:rPr>
-        <w:t>3. What pattern in your documentation needs to improve during Units 4-6?</w:t>
+        <w:t xml:space="preserve">Overall rating (1-4): </w:t>
+      </w:r>
+      <w:r>
+        <w:rPr>
+          <w:rFonts w:ascii="Arial" w:hAnsi="Arial" w:eastAsia="Arial" w:cs="Arial"/>
+          <w:color w:val="111111"/>
+          <w:sz w:val="19"/>
+          <w:szCs w:val="19"/>
+        </w:rPr>
+        <w:t>________</w:t>
+      </w:r>
+    </w:p>
+    <w:p>
+      <w:pPr>
+        <w:pStyle w:val="Heading2"/>
+        <w:spacing w:after="20"/>
+      </w:pPr>
+      <w:r>
+        <w:rPr>
+          <w:rFonts w:ascii="Arial" w:hAnsi="Arial" w:eastAsia="Arial" w:cs="Arial"/>
+          <w:b w:val="1"/>
+          <w:color w:val="111111"/>
+          <w:sz w:val="22"/>
+          <w:szCs w:val="22"/>
+        </w:rPr>
+        <w:t>Evidence supporting that rating:</w:t>
       </w:r>
     </w:p>
     <w:p>
@@ -2050,9 +2638,10 @@
       </w:pPr>
       <w:r>
         <w:rPr>
-          <w:rFonts w:ascii="Arial" w:hAnsi="Arial"/>
-          <w:color w:val="777777"/>
-          <w:sz w:val="18"/>
+          <w:rFonts w:ascii="Arial" w:hAnsi="Arial" w:eastAsia="Arial" w:cs="Arial"/>
+          <w:color w:val="111111"/>
+          <w:sz w:val="19"/>
+          <w:szCs w:val="19"/>
         </w:rPr>
         <w:t>____________________________________________________________________________________________</w:t>
       </w:r>
@@ -2063,9 +2652,10 @@
       </w:pPr>
       <w:r>
         <w:rPr>
-          <w:rFonts w:ascii="Arial" w:hAnsi="Arial"/>
-          <w:color w:val="777777"/>
-          <w:sz w:val="18"/>
+          <w:rFonts w:ascii="Arial" w:hAnsi="Arial" w:eastAsia="Arial" w:cs="Arial"/>
+          <w:color w:val="111111"/>
+          <w:sz w:val="19"/>
+          <w:szCs w:val="19"/>
         </w:rPr>
         <w:t>____________________________________________________________________________________________</w:t>
       </w:r>
@@ -2076,9 +2666,137 @@
       </w:pPr>
       <w:r>
         <w:rPr>
-          <w:rFonts w:ascii="Arial" w:hAnsi="Arial"/>
-          <w:color w:val="777777"/>
-          <w:sz w:val="18"/>
+          <w:rFonts w:ascii="Arial" w:hAnsi="Arial" w:eastAsia="Arial" w:cs="Arial"/>
+          <w:color w:val="111111"/>
+          <w:sz w:val="19"/>
+          <w:szCs w:val="19"/>
+        </w:rPr>
+        <w:t>____________________________________________________________________________________________</w:t>
+      </w:r>
+    </w:p>
+    <w:p>
+      <w:pPr/>
+      <w:r>
+        <w:rPr>
+          <w:rFonts w:ascii="Arial" w:hAnsi="Arial" w:eastAsia="Arial" w:cs="Arial"/>
+          <w:b/>
+          <w:color w:val="111111"/>
+          <w:sz w:val="19"/>
+          <w:szCs w:val="19"/>
+        </w:rPr>
+        <w:t xml:space="preserve">My next documentation action is: </w:t>
+      </w:r>
+      <w:r>
+        <w:rPr>
+          <w:rFonts w:ascii="Arial" w:hAnsi="Arial" w:eastAsia="Arial" w:cs="Arial"/>
+          <w:color w:val="111111"/>
+          <w:sz w:val="19"/>
+          <w:szCs w:val="19"/>
+        </w:rPr>
+        <w:t>_______________________________________________________</w:t>
+      </w:r>
+    </w:p>
+    <w:p>
+      <w:pPr>
+        <w:pStyle w:val="Heading2"/>
+      </w:pPr>
+      <w:r>
+        <w:rPr>
+          <w:rFonts w:ascii="Arial" w:hAnsi="Arial" w:eastAsia="Arial" w:cs="Arial"/>
+          <w:color w:val="111111"/>
+          <w:sz w:val="22"/>
+          <w:szCs w:val="22"/>
+          <w:b w:val="1"/>
+        </w:rPr>
+        <w:t>Integrity Confirmation</w:t>
+      </w:r>
+    </w:p>
+    <w:p>
+      <w:pPr/>
+      <w:r>
+        <w:rPr>
+          <w:rFonts w:ascii="Arial" w:hAnsi="Arial" w:eastAsia="Arial" w:cs="Arial"/>
+          <w:color w:val="111111"/>
+          <w:sz w:val="19"/>
+          <w:szCs w:val="19"/>
+        </w:rPr>
+        <w:t>I reviewed my actual research journal and cited evidence that exists. Any documentation added after the original event will be dated accurately and labeled as retrospective.</w:t>
+      </w:r>
+    </w:p>
+    <w:p>
+      <w:pPr>
+        <w:pStyle w:val="STARLABPrompt"/>
+      </w:pPr>
+      <w:r>
+        <w:rPr>
+          <w:rFonts w:ascii="Arial" w:hAnsi="Arial" w:eastAsia="Arial" w:cs="Arial"/>
+          <w:b w:val="1"/>
+          <w:color w:val="111111"/>
+          <w:sz w:val="20"/>
+          <w:szCs w:val="20"/>
+        </w:rPr>
+        <w:t xml:space="preserve">Student signature: </w:t>
+      </w:r>
+      <w:r>
+        <w:rPr>
+          <w:rFonts w:ascii="Arial" w:hAnsi="Arial" w:eastAsia="Arial" w:cs="Arial"/>
+          <w:color w:val="111111"/>
+          <w:sz w:val="20"/>
+          <w:szCs w:val="20"/>
+          <w:b w:val="1"/>
+        </w:rPr>
+        <w:t>______________________________________    Date: ______________</w:t>
+      </w:r>
+    </w:p>
+    <w:p>
+      <w:pPr>
+        <w:pStyle w:val="Heading2"/>
+      </w:pPr>
+      <w:r>
+        <w:rPr>
+          <w:rFonts w:ascii="Arial" w:hAnsi="Arial" w:eastAsia="Arial" w:cs="Arial"/>
+          <w:color w:val="111111"/>
+          <w:sz w:val="22"/>
+          <w:szCs w:val="22"/>
+          <w:b w:val="1"/>
+        </w:rPr>
+        <w:t>Teacher Feedback</w:t>
+      </w:r>
+    </w:p>
+    <w:p>
+      <w:pPr>
+        <w:pStyle w:val="STARLABPrompt"/>
+      </w:pPr>
+      <w:r>
+        <w:rPr>
+          <w:rFonts w:ascii="Arial" w:hAnsi="Arial" w:eastAsia="Arial" w:cs="Arial"/>
+          <w:b w:val="1"/>
+          <w:color w:val="111111"/>
+          <w:sz w:val="20"/>
+          <w:szCs w:val="20"/>
+        </w:rPr>
+        <w:t xml:space="preserve">Teacher evidence rating / notes: </w:t>
+      </w:r>
+    </w:p>
+    <w:p>
+      <w:pPr>
+        <w:pStyle w:val="STARLABResponseLine"/>
+        <w:spacing w:line="300" w:lineRule="exact" w:after="60"/>
+        <w:pBdr>
+          <w:bottom w:val="single" w:sz="6" w:space="1" w:color="D9D9D9"/>
+        </w:pBdr>
+      </w:pPr>
+    </w:p>
+    <w:p>
+      <w:pPr>
+        <w:spacing w:after="20"/>
+      </w:pPr>
+      <w:r>
+        <w:rPr>
+          <w:rFonts w:ascii="Arial" w:hAnsi="Arial" w:eastAsia="Arial" w:cs="Arial"/>
+          <w:color w:val="111111"/>
+          <w:sz w:val="19"/>
+          <w:szCs w:val="19"/>
         </w:rPr>
         <w:t>____________________________________________________________________________________________</w:t>
       </w:r>
@@ -2089,21 +2807,10 @@
       </w:pPr>
       <w:r>
         <w:rPr>
-          <w:rFonts w:ascii="Arial" w:hAnsi="Arial"/>
-          <w:b/>
-        </w:rPr>
-        <w:t>4. What will you do differently during analysis, report writing, and presentation preparation?</w:t>
-      </w:r>
-    </w:p>
-    <w:p>
-      <w:pPr>
-        <w:spacing w:after="20"/>
-      </w:pPr>
-      <w:r>
-        <w:rPr>
-          <w:rFonts w:ascii="Arial" w:hAnsi="Arial"/>
-          <w:color w:val="777777"/>
-          <w:sz w:val="18"/>
+          <w:rFonts w:ascii="Arial" w:hAnsi="Arial" w:eastAsia="Arial" w:cs="Arial"/>
+          <w:color w:val="111111"/>
+          <w:sz w:val="19"/>
+          <w:szCs w:val="19"/>
         </w:rPr>
         <w:t>____________________________________________________________________________________________</w:t>
       </w:r>
@@ -2114,9 +2821,10 @@
       </w:pPr>
       <w:r>
         <w:rPr>
-          <w:rFonts w:ascii="Arial" w:hAnsi="Arial"/>
-          <w:color w:val="777777"/>
-          <w:sz w:val="18"/>
+          <w:rFonts w:ascii="Arial" w:hAnsi="Arial" w:eastAsia="Arial" w:cs="Arial"/>
+          <w:color w:val="111111"/>
+          <w:sz w:val="19"/>
+          <w:szCs w:val="19"/>
         </w:rPr>
         <w:t>____________________________________________________________________________________________</w:t>
       </w:r>
@@ -2127,237 +2835,115 @@
       </w:pPr>
       <w:r>
         <w:rPr>
-          <w:rFonts w:ascii="Arial" w:hAnsi="Arial"/>
-          <w:color w:val="777777"/>
-          <w:sz w:val="18"/>
+          <w:rFonts w:ascii="Arial" w:hAnsi="Arial" w:eastAsia="Arial" w:cs="Arial"/>
+          <w:color w:val="111111"/>
+          <w:sz w:val="19"/>
+          <w:szCs w:val="19"/>
         </w:rPr>
         <w:t>____________________________________________________________________________________________</w:t>
       </w:r>
     </w:p>
     <w:p>
-      <w:pPr>
-        <w:pStyle w:val="Heading2"/>
-      </w:pPr>
-      <w:r>
-        <w:t>Part E: Overall Self-Assessment</w:t>
-      </w:r>
-    </w:p>
-    <w:p>
+      <w:pPr/>
       <w:r>
         <w:rPr>
-          <w:rFonts w:ascii="Arial" w:hAnsi="Arial"/>
+          <w:rFonts w:ascii="Arial" w:hAnsi="Arial" w:eastAsia="Arial" w:cs="Arial"/>
           <w:b/>
-        </w:rPr>
-        <w:t xml:space="preserve">Overall rating (1-4): </w:t>
-      </w:r>
-      <w:r>
-        <w:rPr>
-          <w:rFonts w:ascii="Arial" w:hAnsi="Arial"/>
-        </w:rPr>
-        <w:t>________</w:t>
-      </w:r>
-    </w:p>
-    <w:p>
-      <w:pPr>
-        <w:spacing w:after="20"/>
-      </w:pPr>
-      <w:r>
-        <w:rPr>
-          <w:rFonts w:ascii="Arial" w:hAnsi="Arial"/>
-          <w:b/>
-        </w:rPr>
-        <w:t>Evidence supporting that rating:</w:t>
-      </w:r>
-    </w:p>
-    <w:p>
-      <w:pPr>
-        <w:spacing w:after="20"/>
-      </w:pPr>
-      <w:r>
-        <w:rPr>
-          <w:rFonts w:ascii="Arial" w:hAnsi="Arial"/>
-          <w:color w:val="777777"/>
-          <w:sz w:val="18"/>
-        </w:rPr>
-        <w:t>____________________________________________________________________________________________</w:t>
-      </w:r>
-    </w:p>
-    <w:p>
-      <w:pPr>
-        <w:spacing w:after="20"/>
-      </w:pPr>
-      <w:r>
-        <w:rPr>
-          <w:rFonts w:ascii="Arial" w:hAnsi="Arial"/>
-          <w:color w:val="777777"/>
-          <w:sz w:val="18"/>
-        </w:rPr>
-        <w:t>____________________________________________________________________________________________</w:t>
-      </w:r>
-    </w:p>
-    <w:p>
-      <w:pPr>
-        <w:spacing w:after="20"/>
-      </w:pPr>
-      <w:r>
-        <w:rPr>
-          <w:rFonts w:ascii="Arial" w:hAnsi="Arial"/>
-          <w:color w:val="777777"/>
-          <w:sz w:val="18"/>
-        </w:rPr>
-        <w:t>____________________________________________________________________________________________</w:t>
-      </w:r>
-    </w:p>
-    <w:p>
-      <w:r>
-        <w:rPr>
-          <w:rFonts w:ascii="Arial" w:hAnsi="Arial"/>
-          <w:b/>
-        </w:rPr>
-        <w:t xml:space="preserve">My next documentation action is: </w:t>
-      </w:r>
-      <w:r>
-        <w:rPr>
-          <w:rFonts w:ascii="Arial" w:hAnsi="Arial"/>
-        </w:rPr>
-        <w:t>_______________________________________________________</w:t>
-      </w:r>
-    </w:p>
-    <w:p>
-      <w:pPr>
-        <w:pStyle w:val="Heading2"/>
-      </w:pPr>
-      <w:r>
-        <w:t>Integrity Confirmation</w:t>
-      </w:r>
-    </w:p>
-    <w:p>
-      <w:r>
-        <w:t>I reviewed my actual research journal and cited evidence that exists. Any documentation added after the original event will be dated accurately and labeled as retrospective.</w:t>
-      </w:r>
-    </w:p>
-    <w:p>
-      <w:r>
-        <w:rPr>
-          <w:rFonts w:ascii="Arial" w:hAnsi="Arial"/>
-          <w:b/>
-        </w:rPr>
-        <w:t xml:space="preserve">Student signature: </w:t>
-      </w:r>
-      <w:r>
-        <w:rPr>
-          <w:rFonts w:ascii="Arial" w:hAnsi="Arial"/>
-        </w:rPr>
-        <w:t>______________________________________    Date: ______________</w:t>
-      </w:r>
-    </w:p>
-    <w:p>
-      <w:pPr>
-        <w:pStyle w:val="Heading2"/>
-      </w:pPr>
-      <w:r>
-        <w:t>Teacher Feedback</w:t>
-      </w:r>
-    </w:p>
-    <w:p>
-      <w:r>
-        <w:rPr>
-          <w:rFonts w:ascii="Arial" w:hAnsi="Arial"/>
-          <w:b/>
-        </w:rPr>
-        <w:t xml:space="preserve">Teacher evidence rating / notes: </w:t>
-      </w:r>
-    </w:p>
-    <w:p>
-      <w:pPr>
-        <w:spacing w:after="20"/>
-      </w:pPr>
-      <w:r>
-        <w:rPr>
-          <w:rFonts w:ascii="Arial" w:hAnsi="Arial"/>
-          <w:color w:val="777777"/>
-          <w:sz w:val="18"/>
-        </w:rPr>
-        <w:t>____________________________________________________________________________________________</w:t>
-      </w:r>
-    </w:p>
-    <w:p>
-      <w:pPr>
-        <w:spacing w:after="20"/>
-      </w:pPr>
-      <w:r>
-        <w:rPr>
-          <w:rFonts w:ascii="Arial" w:hAnsi="Arial"/>
-          <w:color w:val="777777"/>
-          <w:sz w:val="18"/>
-        </w:rPr>
-        <w:t>____________________________________________________________________________________________</w:t>
-      </w:r>
-    </w:p>
-    <w:p>
-      <w:pPr>
-        <w:spacing w:after="20"/>
-      </w:pPr>
-      <w:r>
-        <w:rPr>
-          <w:rFonts w:ascii="Arial" w:hAnsi="Arial"/>
-          <w:color w:val="777777"/>
-          <w:sz w:val="18"/>
-        </w:rPr>
-        <w:t>____________________________________________________________________________________________</w:t>
-      </w:r>
-    </w:p>
-    <w:p>
-      <w:pPr>
-        <w:spacing w:after="20"/>
-      </w:pPr>
-      <w:r>
-        <w:rPr>
-          <w:rFonts w:ascii="Arial" w:hAnsi="Arial"/>
-          <w:color w:val="777777"/>
-          <w:sz w:val="18"/>
-        </w:rPr>
-        <w:t>____________________________________________________________________________________________</w:t>
-      </w:r>
-    </w:p>
-    <w:p>
-      <w:r>
-        <w:rPr>
-          <w:rFonts w:ascii="Arial" w:hAnsi="Arial"/>
-          <w:b/>
+          <w:color w:val="111111"/>
+          <w:sz w:val="19"/>
+          <w:szCs w:val="19"/>
         </w:rPr>
         <w:t xml:space="preserve">Required repair before Unit 4: </w:t>
       </w:r>
       <w:r>
         <w:rPr>
-          <w:rFonts w:ascii="Arial" w:hAnsi="Arial"/>
+          <w:rFonts w:ascii="Arial" w:hAnsi="Arial" w:eastAsia="Arial" w:cs="Arial"/>
+          <w:color w:val="111111"/>
+          <w:sz w:val="19"/>
+          <w:szCs w:val="19"/>
         </w:rPr>
         <w:t>[ ] None   [ ] Yes - described above/below</w:t>
       </w:r>
     </w:p>
     <w:p>
+      <w:pPr>
+        <w:pStyle w:val="STARLABPrompt"/>
+      </w:pPr>
       <w:r>
         <w:rPr>
-          <w:rFonts w:ascii="Arial" w:hAnsi="Arial"/>
-          <w:b/>
+          <w:rFonts w:ascii="Arial" w:hAnsi="Arial" w:eastAsia="Arial" w:cs="Arial"/>
+          <w:b w:val="1"/>
+          <w:color w:val="111111"/>
+          <w:sz w:val="20"/>
+          <w:szCs w:val="20"/>
         </w:rPr>
         <w:t xml:space="preserve">Teacher initials/date: </w:t>
       </w:r>
       <w:r>
         <w:rPr>
-          <w:rFonts w:ascii="Arial" w:hAnsi="Arial"/>
+          <w:rFonts w:ascii="Arial" w:hAnsi="Arial" w:eastAsia="Arial" w:cs="Arial"/>
+          <w:color w:val="111111"/>
+          <w:sz w:val="20"/>
+          <w:szCs w:val="20"/>
+          <w:b w:val="1"/>
         </w:rPr>
         <w:t>______________________________________</w:t>
       </w:r>
     </w:p>
     <w:sectPr>
+      <w:headerReference w:type="default" r:id="rId9"/>
+      <w:footerReference w:type="default" r:id="rId10"/>
       <w:pgSz w:w="12240" w:h="15840"/>
-      <w:pgMar w:top="1008" w:right="1152" w:bottom="1008" w:left="1152" w:header="720" w:footer="720" w:gutter="0"/>
+      <w:pgMar w:top="936" w:right="1440" w:bottom="936" w:left="1440" w:header="504" w:footer="504" w:gutter="0"/>
       <w:cols w:space="720"/>
       <w:docGrid w:linePitch="360"/>
     </w:sectPr>
   </w:body>
 </w:document>
+</file>
+
+<file path=word/footer1.xml><?xml version="1.0" encoding="utf-8"?>
+<w:ftr xmlns:m="http://schemas.openxmlformats.org/officeDocument/2006/math" xmlns:mc="http://schemas.openxmlformats.org/markup-compatibility/2006" xmlns:mo="http://schemas.microsoft.com/office/mac/office/2008/main" xmlns:mv="urn:schemas-microsoft-com:mac:vml" xmlns:o="urn:schemas-microsoft-com:office:office" xmlns:r="http://schemas.openxmlformats.org/officeDocument/2006/relationships" xmlns:v="urn:schemas-microsoft-com:vml" xmlns:w10="urn:schemas-microsoft-com:office:word" xmlns:w14="http://schemas.microsoft.com/office/word/2010/wordml" xmlns:w="http://schemas.openxmlformats.org/wordprocessingml/2006/main" xmlns:wne="http://schemas.microsoft.com/office/word/2006/wordml" xmlns:wp14="http://schemas.microsoft.com/office/word/2010/wordprocessingDrawing" xmlns:wp="http://schemas.openxmlformats.org/drawingml/2006/wordprocessingDrawing" xmlns:wpc="http://schemas.microsoft.com/office/word/2010/wordprocessingCanvas" xmlns:wpg="http://schemas.microsoft.com/office/word/2010/wordprocessingGroup" xmlns:wpi="http://schemas.microsoft.com/office/word/2010/wordprocessingInk" xmlns:wps="http://schemas.microsoft.com/office/word/2010/wordprocessingShape" mc:Ignorable="w14 wp14">
+  <w:p>
+    <w:pPr>
+      <w:pStyle w:val="Footer"/>
+      <w:spacing w:before="40" w:after="0"/>
+      <w:jc w:val="center"/>
+    </w:pPr>
+    <w:r>
+      <w:rPr>
+        <w:rFonts w:ascii="Arial" w:hAnsi="Arial" w:eastAsia="Arial" w:cs="Arial"/>
+        <w:color w:val="555555"/>
+        <w:sz w:val="16"/>
+        <w:szCs w:val="16"/>
+        <w:b w:val="0"/>
+      </w:rPr>
+      <w:t xml:space="preserve">STARLAB | UNIT 3 | STUDENT HANDOUT 19 | PAGE </w:t>
+    </w:r>
+    <w:r>
+      <w:rPr>
+        <w:rFonts w:ascii="Arial" w:hAnsi="Arial" w:eastAsia="Arial" w:cs="Arial"/>
+        <w:color w:val="555555"/>
+        <w:sz w:val="16"/>
+        <w:szCs w:val="16"/>
+        <w:b w:val="0"/>
+      </w:rPr>
+      <w:fldChar w:fldCharType="begin"/>
+      <w:instrText xml:space="preserve"> PAGE </w:instrText>
+      <w:fldChar w:fldCharType="end"/>
+    </w:r>
+  </w:p>
+</w:ftr>
+</file>
+
+<file path=word/header1.xml><?xml version="1.0" encoding="utf-8"?>
+<w:hdr xmlns:m="http://schemas.openxmlformats.org/officeDocument/2006/math" xmlns:mc="http://schemas.openxmlformats.org/markup-compatibility/2006" xmlns:mo="http://schemas.microsoft.com/office/mac/office/2008/main" xmlns:mv="urn:schemas-microsoft-com:mac:vml" xmlns:o="urn:schemas-microsoft-com:office:office" xmlns:r="http://schemas.openxmlformats.org/officeDocument/2006/relationships" xmlns:v="urn:schemas-microsoft-com:vml" xmlns:w10="urn:schemas-microsoft-com:office:word" xmlns:w14="http://schemas.microsoft.com/office/word/2010/wordml" xmlns:w="http://schemas.openxmlformats.org/wordprocessingml/2006/main" xmlns:wne="http://schemas.microsoft.com/office/word/2006/wordml" xmlns:wp14="http://schemas.microsoft.com/office/word/2010/wordprocessingDrawing" xmlns:wp="http://schemas.openxmlformats.org/drawingml/2006/wordprocessingDrawing" xmlns:wpc="http://schemas.microsoft.com/office/word/2010/wordprocessingCanvas" xmlns:wpg="http://schemas.microsoft.com/office/word/2010/wordprocessingGroup" xmlns:wpi="http://schemas.microsoft.com/office/word/2010/wordprocessingInk" xmlns:wps="http://schemas.microsoft.com/office/word/2010/wordprocessingShape" mc:Ignorable="w14 wp14">
+  <w:p>
+    <w:pPr>
+      <w:pStyle w:val="Header"/>
+    </w:pPr>
+  </w:p>
+</w:hdr>
 </file>
 
 <file path=word/numbering.xml><?xml version="1.0" encoding="utf-8"?>
@@ -2724,11 +3310,14 @@
     <w:qFormat/>
     <w:rsid w:val="00FC693F"/>
     <w:pPr>
-      <w:spacing w:after="100" w:line="259" w:lineRule="auto"/>
+      <w:keepLines w:val="0"/>
+      <w:spacing w:after="60" w:line="247" w:lineRule="auto" w:before="0"/>
     </w:pPr>
     <w:rPr>
-      <w:rFonts w:ascii="Arial" w:hAnsi="Arial"/>
-      <w:sz w:val="21"/>
+      <w:rFonts w:ascii="Arial" w:hAnsi="Arial" w:eastAsia="Arial"/>
+      <w:b w:val="0"/>
+      <w:color w:val="111111"/>
+      <w:sz w:val="19"/>
     </w:rPr>
   </w:style>
   <w:style w:type="paragraph" w:styleId="Header">
@@ -2786,15 +3375,15 @@
     <w:pPr>
       <w:keepNext/>
       <w:keepLines/>
-      <w:spacing w:before="180" w:after="60"/>
+      <w:spacing w:before="180" w:after="60" w:line="240" w:lineRule="auto"/>
       <w:outlineLvl w:val="0"/>
     </w:pPr>
     <w:rPr>
-      <w:rFonts w:asciiTheme="majorHAnsi" w:eastAsiaTheme="majorEastAsia" w:hAnsiTheme="majorHAnsi" w:cstheme="majorBidi" w:ascii="Arial" w:hAnsi="Arial"/>
+      <w:rFonts w:asciiTheme="majorHAnsi" w:eastAsiaTheme="majorEastAsia" w:hAnsiTheme="majorHAnsi" w:cstheme="majorBidi" w:ascii="Arial" w:hAnsi="Arial" w:eastAsia="Arial"/>
       <w:b/>
       <w:bCs/>
-      <w:color w:val="111111"/>
-      <w:sz w:val="32"/>
+      <w:color w:val="E31B23"/>
+      <w:sz w:val="27"/>
       <w:szCs w:val="28"/>
     </w:rPr>
   </w:style>
@@ -2810,15 +3399,15 @@
     <w:pPr>
       <w:keepNext/>
       <w:keepLines/>
-      <w:spacing w:before="180" w:after="60"/>
+      <w:spacing w:before="120" w:after="40" w:line="240" w:lineRule="auto"/>
       <w:outlineLvl w:val="1"/>
     </w:pPr>
     <w:rPr>
-      <w:rFonts w:asciiTheme="majorHAnsi" w:eastAsiaTheme="majorEastAsia" w:hAnsiTheme="majorHAnsi" w:cstheme="majorBidi" w:ascii="Arial" w:hAnsi="Arial"/>
+      <w:rFonts w:asciiTheme="majorHAnsi" w:eastAsiaTheme="majorEastAsia" w:hAnsiTheme="majorHAnsi" w:cstheme="majorBidi" w:ascii="Arial" w:hAnsi="Arial" w:eastAsia="Arial"/>
       <w:b/>
       <w:bCs/>
-      <w:color w:val="4F81BD"/>
-      <w:sz w:val="26"/>
+      <w:color w:val="111111"/>
+      <w:sz w:val="22"/>
       <w:szCs w:val="26"/>
     </w:rPr>
   </w:style>
@@ -2834,15 +3423,15 @@
     <w:pPr>
       <w:keepNext/>
       <w:keepLines/>
-      <w:spacing w:before="180" w:after="60"/>
+      <w:spacing w:before="100" w:after="40" w:line="240" w:lineRule="auto"/>
       <w:outlineLvl w:val="2"/>
     </w:pPr>
     <w:rPr>
-      <w:rFonts w:asciiTheme="majorHAnsi" w:eastAsiaTheme="majorEastAsia" w:hAnsiTheme="majorHAnsi" w:cstheme="majorBidi" w:ascii="Arial" w:hAnsi="Arial"/>
+      <w:rFonts w:asciiTheme="majorHAnsi" w:eastAsiaTheme="majorEastAsia" w:hAnsiTheme="majorHAnsi" w:cstheme="majorBidi" w:ascii="Arial" w:hAnsi="Arial" w:eastAsia="Arial"/>
       <w:b/>
       <w:bCs/>
-      <w:color w:val="111111"/>
-      <w:sz w:val="23"/>
+      <w:color w:val="555555"/>
+      <w:sz w:val="20"/>
     </w:rPr>
   </w:style>
   <w:style w:type="paragraph" w:styleId="Heading4">
@@ -3258,8 +3847,16 @@
       <w:numPr>
         <w:numId w:val="1"/>
       </w:numPr>
+      <w:spacing w:before="0" w:after="60" w:line="247" w:lineRule="auto"/>
+      <w:ind w:left="547" w:hanging="274"/>
       <w:contextualSpacing/>
     </w:pPr>
+    <w:rPr>
+      <w:rFonts w:ascii="Arial" w:hAnsi="Arial" w:eastAsia="Arial"/>
+      <w:b w:val="0"/>
+      <w:color w:val="111111"/>
+      <w:sz w:val="19"/>
+    </w:rPr>
   </w:style>
   <w:style w:type="paragraph" w:styleId="ListBullet2">
     <w:name w:val="List Bullet 2"/>
@@ -3297,8 +3894,16 @@
       <w:numPr>
         <w:numId w:val="5"/>
       </w:numPr>
+      <w:spacing w:before="0" w:after="60" w:line="247" w:lineRule="auto"/>
+      <w:ind w:left="547" w:hanging="274"/>
       <w:contextualSpacing/>
     </w:pPr>
+    <w:rPr>
+      <w:rFonts w:ascii="Arial" w:hAnsi="Arial" w:eastAsia="Arial"/>
+      <w:b w:val="0"/>
+      <w:color w:val="111111"/>
+      <w:sz w:val="19"/>
+    </w:rPr>
   </w:style>
   <w:style w:type="paragraph" w:styleId="ListNumber2">
     <w:name w:val="List Number 2"/>
@@ -14413,6 +15018,91 @@
         <w:shd w:val="clear" w:color="auto" w:fill="FBCAA2" w:themeFill="accent6" w:themeFillTint="7F"/>
       </w:tcPr>
     </w:tblStylePr>
+  </w:style>
+  <w:style w:type="paragraph" w:customStyle="1" w:styleId="STARLABKicker">
+    <w:name w:val="STARLAB Kicker"/>
+    <w:pPr>
+      <w:spacing w:before="0" w:after="60" w:line="240" w:lineRule="auto"/>
+    </w:pPr>
+    <w:rPr>
+      <w:rFonts w:ascii="Arial" w:hAnsi="Arial" w:eastAsia="Arial"/>
+      <w:b/>
+      <w:caps/>
+      <w:color w:val="E31B23"/>
+      <w:sz w:val="18"/>
+    </w:rPr>
+  </w:style>
+  <w:style w:type="paragraph" w:customStyle="1" w:styleId="STARLABResourceTitle">
+    <w:name w:val="STARLAB Resource Title"/>
+    <w:pPr>
+      <w:spacing w:before="0" w:after="60" w:line="240" w:lineRule="auto"/>
+    </w:pPr>
+    <w:rPr>
+      <w:rFonts w:ascii="Arial" w:hAnsi="Arial" w:eastAsia="Arial"/>
+      <w:b/>
+      <w:color w:val="111111"/>
+      <w:sz w:val="38"/>
+    </w:rPr>
+  </w:style>
+  <w:style w:type="paragraph" w:customStyle="1" w:styleId="STARLABResourceMeta">
+    <w:name w:val="STARLAB Resource Meta"/>
+    <w:pPr>
+      <w:spacing w:before="0" w:after="80" w:line="240" w:lineRule="auto"/>
+    </w:pPr>
+    <w:rPr>
+      <w:rFonts w:ascii="Arial" w:hAnsi="Arial" w:eastAsia="Arial"/>
+      <w:b/>
+      <w:color w:val="555555"/>
+      <w:sz w:val="17"/>
+    </w:rPr>
+  </w:style>
+  <w:style w:type="paragraph" w:customStyle="1" w:styleId="STARLABDivider">
+    <w:name w:val="STARLAB Divider"/>
+    <w:pPr>
+      <w:spacing w:before="0" w:after="160" w:line="240" w:lineRule="auto"/>
+    </w:pPr>
+    <w:rPr>
+      <w:rFonts w:ascii="Arial" w:hAnsi="Arial" w:eastAsia="Arial"/>
+      <w:b w:val="0"/>
+      <w:color w:val="E31B23"/>
+      <w:sz w:val="4"/>
+    </w:rPr>
+  </w:style>
+  <w:style w:type="paragraph" w:customStyle="1" w:styleId="STARLABPrompt">
+    <w:name w:val="STARLAB Prompt"/>
+    <w:pPr>
+      <w:spacing w:before="60" w:after="40" w:line="247" w:lineRule="auto"/>
+    </w:pPr>
+    <w:rPr>
+      <w:rFonts w:ascii="Arial" w:hAnsi="Arial" w:eastAsia="Arial"/>
+      <w:b/>
+      <w:color w:val="111111"/>
+      <w:sz w:val="20"/>
+    </w:rPr>
+  </w:style>
+  <w:style w:type="paragraph" w:customStyle="1" w:styleId="STARLABUseNote">
+    <w:name w:val="STARLAB Use Note"/>
+    <w:pPr>
+      <w:spacing w:before="0" w:after="80" w:line="247" w:lineRule="auto"/>
+    </w:pPr>
+    <w:rPr>
+      <w:rFonts w:ascii="Arial" w:hAnsi="Arial" w:eastAsia="Arial"/>
+      <w:b w:val="0"/>
+      <w:color w:val="555555"/>
+      <w:sz w:val="18"/>
+    </w:rPr>
+  </w:style>
+  <w:style w:type="paragraph" w:customStyle="1" w:styleId="STARLABResponseLine">
+    <w:name w:val="STARLAB Response Line"/>
+    <w:pPr>
+      <w:spacing w:before="0" w:after="60" w:line="240" w:lineRule="auto"/>
+    </w:pPr>
+    <w:rPr>
+      <w:rFonts w:ascii="Arial" w:hAnsi="Arial" w:eastAsia="Arial"/>
+      <w:b w:val="0"/>
+      <w:color w:val="111111"/>
+      <w:sz w:val="20"/>
+    </w:rPr>
   </w:style>
 </w:styles>
 </file>
